--- a/reports/telecom-churn-combined-dashboards.docx
+++ b/reports/telecom-churn-combined-dashboards.docx
@@ -64,11 +64,6 @@
                           <wps:txbx>
                             <w:txbxContent>
                               <w:p>
-                                <w:pPr>
-                                  <w:rPr>
-                                    <w:rFonts w:hint="eastAsia"/>
-                                  </w:rPr>
-                                </w:pPr>
                                 <w:r>
                                   <w:rPr>
                                     <w:b/>
@@ -818,7 +813,7 @@
                 <w:noProof/>
                 <w:webHidden/>
               </w:rPr>
-              <w:t>2</w:t>
+              <w:t>3</w:t>
             </w:r>
             <w:r>
               <w:rPr>
@@ -886,7 +881,7 @@
                 <w:noProof/>
                 <w:webHidden/>
               </w:rPr>
-              <w:t>2</w:t>
+              <w:t>3</w:t>
             </w:r>
             <w:r>
               <w:rPr>
@@ -954,7 +949,7 @@
                 <w:noProof/>
                 <w:webHidden/>
               </w:rPr>
-              <w:t>2</w:t>
+              <w:t>3</w:t>
             </w:r>
             <w:r>
               <w:rPr>
@@ -1022,7 +1017,7 @@
                 <w:noProof/>
                 <w:webHidden/>
               </w:rPr>
-              <w:t>2</w:t>
+              <w:t>3</w:t>
             </w:r>
             <w:r>
               <w:rPr>
@@ -1090,7 +1085,7 @@
                 <w:noProof/>
                 <w:webHidden/>
               </w:rPr>
-              <w:t>3</w:t>
+              <w:t>4</w:t>
             </w:r>
             <w:r>
               <w:rPr>
@@ -1158,7 +1153,7 @@
                 <w:noProof/>
                 <w:webHidden/>
               </w:rPr>
-              <w:t>3</w:t>
+              <w:t>4</w:t>
             </w:r>
             <w:r>
               <w:rPr>
@@ -1226,7 +1221,7 @@
                 <w:noProof/>
                 <w:webHidden/>
               </w:rPr>
-              <w:t>4</w:t>
+              <w:t>5</w:t>
             </w:r>
             <w:r>
               <w:rPr>
@@ -1294,7 +1289,7 @@
                 <w:noProof/>
                 <w:webHidden/>
               </w:rPr>
-              <w:t>5</w:t>
+              <w:t>6</w:t>
             </w:r>
             <w:r>
               <w:rPr>
@@ -1622,7 +1617,7 @@
           <w:footerReference w:type="first" r:id="rId11"/>
           <w:pgSz w:w="12240" w:h="15840"/>
           <w:pgMar w:top="1440" w:right="1440" w:bottom="1440" w:left="1440" w:header="720" w:footer="720" w:gutter="0"/>
-          <w:pgNumType w:start="0"/>
+          <w:pgNumType w:start="1"/>
           <w:cols w:space="720"/>
           <w:titlePg/>
           <w:docGrid w:linePitch="360"/>
@@ -1796,7 +1791,7 @@
                 <w:noProof/>
               </w:rPr>
               <w:drawing>
-                <wp:inline distT="0" distB="0" distL="0" distR="0" wp14:anchorId="768F0B92" wp14:editId="7347A651">
+                <wp:inline distT="0" distB="0" distL="0" distR="0" wp14:anchorId="768F0B92" wp14:editId="67116484">
                   <wp:extent cx="3337560" cy="3096705"/>
                   <wp:effectExtent l="0" t="0" r="0" b="8890"/>
                   <wp:docPr id="1211089145" name="Picture 4"/>
@@ -1865,9 +1860,22 @@
     </w:p>
     <w:p>
       <w:pPr>
+        <w:rPr>
+          <w:rFonts w:asciiTheme="majorHAnsi" w:eastAsiaTheme="majorEastAsia" w:hAnsiTheme="majorHAnsi" w:cstheme="majorBidi"/>
+          <w:color w:val="0F4761" w:themeColor="accent1" w:themeShade="BF"/>
+          <w:sz w:val="32"/>
+          <w:szCs w:val="32"/>
+        </w:rPr>
+      </w:pPr>
+      <w:bookmarkStart w:id="6" w:name="_Toc200082359"/>
+      <w:r>
+        <w:br w:type="page"/>
+      </w:r>
+    </w:p>
+    <w:p>
+      <w:pPr>
         <w:pStyle w:val="Heading2"/>
       </w:pPr>
-      <w:bookmarkStart w:id="6" w:name="_Toc200082359"/>
       <w:r>
         <w:lastRenderedPageBreak/>
         <w:t>Page 2 – Customer Profile &amp; Service</w:t>
@@ -1927,7 +1935,6 @@
             <w:pPr>
               <w:jc w:val="center"/>
               <w:rPr>
-                <w:rFonts w:hint="eastAsia"/>
                 <w:b/>
                 <w:bCs/>
                 <w:sz w:val="28"/>
@@ -1955,7 +1962,6 @@
             <w:pPr>
               <w:jc w:val="center"/>
               <w:rPr>
-                <w:rFonts w:hint="eastAsia"/>
                 <w:b/>
                 <w:bCs/>
                 <w:sz w:val="28"/>
@@ -2037,7 +2043,7 @@
                 <w:noProof/>
               </w:rPr>
               <w:drawing>
-                <wp:inline distT="0" distB="0" distL="0" distR="0" wp14:anchorId="1D860C47" wp14:editId="355E343D">
+                <wp:inline distT="0" distB="0" distL="0" distR="0" wp14:anchorId="1D860C47" wp14:editId="778C93DC">
                   <wp:extent cx="3388555" cy="3124200"/>
                   <wp:effectExtent l="0" t="0" r="2540" b="0"/>
                   <wp:docPr id="1947541885" name="Picture 5"/>
@@ -2174,7 +2180,6 @@
             <w:pPr>
               <w:jc w:val="center"/>
               <w:rPr>
-                <w:rFonts w:hint="eastAsia"/>
                 <w:b/>
                 <w:bCs/>
                 <w:sz w:val="28"/>
@@ -2202,7 +2207,6 @@
             <w:pPr>
               <w:jc w:val="center"/>
               <w:rPr>
-                <w:rFonts w:hint="eastAsia"/>
                 <w:b/>
                 <w:bCs/>
                 <w:sz w:val="28"/>
@@ -2284,7 +2288,7 @@
                 <w:noProof/>
               </w:rPr>
               <w:drawing>
-                <wp:inline distT="0" distB="0" distL="0" distR="0" wp14:anchorId="1E28517F" wp14:editId="598C53D4">
+                <wp:inline distT="0" distB="0" distL="0" distR="0" wp14:anchorId="1E28517F" wp14:editId="17C18EB6">
                   <wp:extent cx="3436535" cy="3175635"/>
                   <wp:effectExtent l="0" t="0" r="0" b="5715"/>
                   <wp:docPr id="90475705" name="Picture 6"/>
@@ -2351,30 +2355,13 @@
     </w:p>
     <w:p>
       <w:pPr>
-        <w:rPr>
-          <w:rFonts w:asciiTheme="majorHAnsi" w:eastAsiaTheme="majorEastAsia" w:hAnsiTheme="majorHAnsi" w:cstheme="majorBidi"/>
-          <w:color w:val="0F4761" w:themeColor="accent1" w:themeShade="BF"/>
-          <w:sz w:val="32"/>
-          <w:szCs w:val="32"/>
-        </w:rPr>
-      </w:pPr>
-      <w:r>
-        <w:br w:type="page"/>
-      </w:r>
-    </w:p>
-    <w:p>
-      <w:pPr>
         <w:pStyle w:val="Heading2"/>
+      </w:pPr>
+      <w:bookmarkStart w:id="8" w:name="_Toc200082361"/>
+      <w:r>
         <w:rPr>
           <w:rFonts w:hint="eastAsia"/>
         </w:rPr>
-      </w:pPr>
-      <w:bookmarkStart w:id="8" w:name="_Toc200082361"/>
-      <w:r>
-        <w:rPr>
-          <w:rFonts w:hint="eastAsia"/>
-        </w:rPr>
-        <w:lastRenderedPageBreak/>
         <w:t>Retention Insight</w:t>
       </w:r>
       <w:r>
@@ -2386,6 +2373,9 @@
       <w:bookmarkEnd w:id="8"/>
     </w:p>
     <w:p>
+      <w:pPr>
+        <w:jc w:val="both"/>
+      </w:pPr>
       <w:r>
         <w:t xml:space="preserve">In the </w:t>
       </w:r>
@@ -2471,6 +2461,9 @@
       </w:r>
     </w:p>
     <w:p>
+      <w:pPr>
+        <w:jc w:val="both"/>
+      </w:pPr>
       <w:r>
         <w:rPr>
           <w:b/>
@@ -2482,10 +2475,9 @@
         <w:t xml:space="preserve"> Prioritize targeted retention strategies for this high-risk group, including onboarding guidance, early check-ins, satisfaction surveys, and short-term loyalty incentives.</w:t>
       </w:r>
     </w:p>
-    <w:p/>
     <w:sectPr>
       <w:pgSz w:w="15840" w:h="12240" w:orient="landscape"/>
-      <w:pgMar w:top="1440" w:right="1440" w:bottom="1440" w:left="1440" w:header="720" w:footer="720" w:gutter="0"/>
+      <w:pgMar w:top="630" w:right="1440" w:bottom="1260" w:left="1440" w:header="720" w:footer="720" w:gutter="0"/>
       <w:cols w:space="720"/>
       <w:titlePg/>
       <w:docGrid w:linePitch="360"/>
@@ -3558,6 +3550,7 @@
   <w:style w:type="character" w:default="1" w:styleId="DefaultParagraphFont">
     <w:name w:val="Default Paragraph Font"/>
     <w:uiPriority w:val="1"/>
+    <w:semiHidden/>
     <w:unhideWhenUsed/>
   </w:style>
   <w:style w:type="table" w:default="1" w:styleId="TableNormal">

--- a/reports/telecom-churn-combined-dashboards.docx
+++ b/reports/telecom-churn-combined-dashboards.docx
@@ -1,6 +1,6 @@
 
 <file path=word/document.xml><?xml version="1.0" encoding="utf-8"?>
-<w:document xmlns:wpc="http://schemas.microsoft.com/office/word/2010/wordprocessingCanvas" xmlns:cx="http://schemas.microsoft.com/office/drawing/2014/chartex" xmlns:cx1="http://schemas.microsoft.com/office/drawing/2015/9/8/chartex" xmlns:cx2="http://schemas.microsoft.com/office/drawing/2015/10/21/chartex" xmlns:cx3="http://schemas.microsoft.com/office/drawing/2016/5/9/chartex" xmlns:cx4="http://schemas.microsoft.com/office/drawing/2016/5/10/chartex" xmlns:cx5="http://schemas.microsoft.com/office/drawing/2016/5/11/chartex" xmlns:cx6="http://schemas.microsoft.com/office/drawing/2016/5/12/chartex" xmlns:cx7="http://schemas.microsoft.com/office/drawing/2016/5/13/chartex" xmlns:cx8="http://schemas.microsoft.com/office/drawing/2016/5/14/chartex" xmlns:mc="http://schemas.openxmlformats.org/markup-compatibility/2006" xmlns:aink="http://schemas.microsoft.com/office/drawing/2016/ink" xmlns:am3d="http://schemas.microsoft.com/office/drawing/2017/model3d" xmlns:o="urn:schemas-microsoft-com:office:office" xmlns:oel="http://schemas.microsoft.com/office/2019/extlst" xmlns:r="http://schemas.openxmlformats.org/officeDocument/2006/relationships" xmlns:m="http://schemas.openxmlformats.org/officeDocument/2006/math" xmlns:v="urn:schemas-microsoft-com:vml" xmlns:wp14="http://schemas.microsoft.com/office/word/2010/wordprocessingDrawing" xmlns:wp="http://schemas.openxmlformats.org/drawingml/2006/wordprocessingDrawing" xmlns:w10="urn:schemas-microsoft-com:office:word" xmlns:w="http://schemas.openxmlformats.org/wordprocessingml/2006/main" xmlns:w14="http://schemas.microsoft.com/office/word/2010/wordml" xmlns:w15="http://schemas.microsoft.com/office/word/2012/wordml" xmlns:w16cex="http://schemas.microsoft.com/office/word/2018/wordml/cex" xmlns:w16cid="http://schemas.microsoft.com/office/word/2016/wordml/cid" xmlns:w16="http://schemas.microsoft.com/office/word/2018/wordml" xmlns:w16du="http://schemas.microsoft.com/office/word/2023/wordml/word16du" xmlns:w16sdtdh="http://schemas.microsoft.com/office/word/2020/wordml/sdtdatahash" xmlns:w16sdtfl="http://schemas.microsoft.com/office/word/2024/wordml/sdtformatlock" xmlns:w16se="http://schemas.microsoft.com/office/word/2015/wordml/symex" xmlns:wpg="http://schemas.microsoft.com/office/word/2010/wordprocessingGroup" xmlns:wpi="http://schemas.microsoft.com/office/word/2010/wordprocessingInk" xmlns:wne="http://schemas.microsoft.com/office/word/2006/wordml" xmlns:wps="http://schemas.microsoft.com/office/word/2010/wordprocessingShape" mc:Ignorable="w14 w15 w16se w16cid w16 w16cex w16sdtdh w16sdtfl w16du wp14">
+<w:document xmlns:wpc="http://schemas.microsoft.com/office/word/2010/wordprocessingCanvas" xmlns:cx="http://schemas.microsoft.com/office/drawing/2014/chartex" xmlns:cx1="http://schemas.microsoft.com/office/drawing/2015/9/8/chartex" xmlns:cx2="http://schemas.microsoft.com/office/drawing/2015/10/21/chartex" xmlns:cx3="http://schemas.microsoft.com/office/drawing/2016/5/9/chartex" xmlns:cx4="http://schemas.microsoft.com/office/drawing/2016/5/10/chartex" xmlns:cx5="http://schemas.microsoft.com/office/drawing/2016/5/11/chartex" xmlns:cx6="http://schemas.microsoft.com/office/drawing/2016/5/12/chartex" xmlns:cx7="http://schemas.microsoft.com/office/drawing/2016/5/13/chartex" xmlns:cx8="http://schemas.microsoft.com/office/drawing/2016/5/14/chartex" xmlns:mc="http://schemas.openxmlformats.org/markup-compatibility/2006" xmlns:aink="http://schemas.microsoft.com/office/drawing/2016/ink" xmlns:am3d="http://schemas.microsoft.com/office/drawing/2017/model3d" xmlns:o="urn:schemas-microsoft-com:office:office" xmlns:r="http://schemas.openxmlformats.org/officeDocument/2006/relationships" xmlns:m="http://schemas.openxmlformats.org/officeDocument/2006/math" xmlns:v="urn:schemas-microsoft-com:vml" xmlns:wp14="http://schemas.microsoft.com/office/word/2010/wordprocessingDrawing" xmlns:wp="http://schemas.openxmlformats.org/drawingml/2006/wordprocessingDrawing" xmlns:w10="urn:schemas-microsoft-com:office:word" xmlns:w="http://schemas.openxmlformats.org/wordprocessingml/2006/main" xmlns:w14="http://schemas.microsoft.com/office/word/2010/wordml" xmlns:w15="http://schemas.microsoft.com/office/word/2012/wordml" xmlns:w16cid="http://schemas.microsoft.com/office/word/2016/wordml/cid" xmlns:w16se="http://schemas.microsoft.com/office/word/2015/wordml/symex" xmlns:wpg="http://schemas.microsoft.com/office/word/2010/wordprocessingGroup" xmlns:wpi="http://schemas.microsoft.com/office/word/2010/wordprocessingInk" xmlns:wne="http://schemas.microsoft.com/office/word/2006/wordml" xmlns:wps="http://schemas.microsoft.com/office/word/2010/wordprocessingShape" mc:Ignorable="w14 w15 w16se w16cid wp14">
   <w:body>
     <w:sdt>
       <w:sdtPr>
@@ -10,6 +10,7 @@
           <w:docPartUnique/>
         </w:docPartObj>
       </w:sdtPr>
+      <w:sdtEndPr/>
       <w:sdtContent>
         <w:p/>
         <w:p>
@@ -20,13 +21,13 @@
             <mc:AlternateContent>
               <mc:Choice Requires="wps">
                 <w:drawing>
-                  <wp:anchor distT="45720" distB="45720" distL="114300" distR="114300" simplePos="0" relativeHeight="251662336" behindDoc="0" locked="0" layoutInCell="1" allowOverlap="1" wp14:anchorId="77F37C66" wp14:editId="38B7FDEA">
+                  <wp:anchor distT="45720" distB="45720" distL="114300" distR="114300" simplePos="0" relativeHeight="251662336" behindDoc="0" locked="0" layoutInCell="1" allowOverlap="1" wp14:anchorId="77F37C66" wp14:editId="49327C1D">
                     <wp:simplePos x="0" y="0"/>
                     <wp:positionH relativeFrom="margin">
-                      <wp:align>right</wp:align>
+                      <wp:posOffset>180975</wp:posOffset>
                     </wp:positionH>
                     <wp:positionV relativeFrom="paragraph">
-                      <wp:posOffset>6609715</wp:posOffset>
+                      <wp:posOffset>3230245</wp:posOffset>
                     </wp:positionV>
                     <wp:extent cx="3909060" cy="1404620"/>
                     <wp:effectExtent l="0" t="0" r="15240" b="15875"/>
@@ -152,15 +153,10 @@
                     <v:stroke joinstyle="miter"/>
                     <v:path gradientshapeok="t" o:connecttype="rect"/>
                   </v:shapetype>
-                  <v:shape id="Text Box 2" o:spid="_x0000_s1026" type="#_x0000_t202" style="position:absolute;margin-left:256.6pt;margin-top:520.45pt;width:307.8pt;height:110.6pt;z-index:251662336;visibility:visible;mso-wrap-style:square;mso-width-percent:0;mso-height-percent:200;mso-wrap-distance-left:9pt;mso-wrap-distance-top:3.6pt;mso-wrap-distance-right:9pt;mso-wrap-distance-bottom:3.6pt;mso-position-horizontal:right;mso-position-horizontal-relative:margin;mso-position-vertical:absolute;mso-position-vertical-relative:text;mso-width-percent:0;mso-height-percent:200;mso-width-relative:margin;mso-height-relative:margin;v-text-anchor:top" o:gfxdata="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">
+                  <v:shape id="Text Box 2" o:spid="_x0000_s1026" type="#_x0000_t202" style="position:absolute;margin-left:14.25pt;margin-top:254.35pt;width:307.8pt;height:110.6pt;z-index:251662336;visibility:visible;mso-wrap-style:square;mso-width-percent:0;mso-height-percent:200;mso-wrap-distance-left:9pt;mso-wrap-distance-top:3.6pt;mso-wrap-distance-right:9pt;mso-wrap-distance-bottom:3.6pt;mso-position-horizontal:absolute;mso-position-horizontal-relative:margin;mso-position-vertical:absolute;mso-position-vertical-relative:text;mso-width-percent:0;mso-height-percent:200;mso-width-relative:margin;mso-height-relative:margin;v-text-anchor:top" o:gfxdata="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">
                     <v:textbox style="mso-fit-shape-to-text:t">
                       <w:txbxContent>
                         <w:p>
-                          <w:pPr>
-                            <w:rPr>
-                              <w:rFonts w:hint="eastAsia"/>
-                            </w:rPr>
-                          </w:pPr>
                           <w:r>
                             <w:rPr>
                               <w:b/>
@@ -241,16 +237,16 @@
             <mc:AlternateContent>
               <mc:Choice Requires="wps">
                 <w:drawing>
-                  <wp:anchor distT="0" distB="0" distL="182880" distR="182880" simplePos="0" relativeHeight="251660288" behindDoc="0" locked="0" layoutInCell="1" allowOverlap="1" wp14:anchorId="28DD5C5A" wp14:editId="10189471">
+                  <wp:anchor distT="0" distB="0" distL="182880" distR="182880" simplePos="0" relativeHeight="251660288" behindDoc="0" locked="0" layoutInCell="1" allowOverlap="1" wp14:anchorId="28DD5C5A" wp14:editId="1045A703">
                     <wp:simplePos x="0" y="0"/>
                     <wp:positionH relativeFrom="margin">
-                      <wp:posOffset>-60960</wp:posOffset>
+                      <wp:posOffset>222250</wp:posOffset>
                     </wp:positionH>
                     <wp:positionV relativeFrom="page">
-                      <wp:posOffset>5433060</wp:posOffset>
+                      <wp:posOffset>1927860</wp:posOffset>
                     </wp:positionV>
-                    <wp:extent cx="6008370" cy="6720840"/>
-                    <wp:effectExtent l="0" t="0" r="11430" b="1270"/>
+                    <wp:extent cx="3327400" cy="6720840"/>
+                    <wp:effectExtent l="0" t="0" r="6350" b="0"/>
                     <wp:wrapSquare wrapText="bothSides"/>
                     <wp:docPr id="131" name="Text Box 131"/>
                     <wp:cNvGraphicFramePr/>
@@ -261,7 +257,7 @@
                           <wps:spPr>
                             <a:xfrm>
                               <a:off x="0" y="0"/>
-                              <a:ext cx="6008370" cy="6720840"/>
+                              <a:ext cx="3327400" cy="6720840"/>
                             </a:xfrm>
                             <a:prstGeom prst="rect">
                               <a:avLst/>
@@ -312,6 +308,17 @@
                                   <w:pStyle w:val="NoSpacing"/>
                                   <w:spacing w:before="40" w:after="40"/>
                                   <w:rPr>
+                                    <w:color w:val="156082" w:themeColor="accent1"/>
+                                    <w:sz w:val="56"/>
+                                    <w:szCs w:val="56"/>
+                                  </w:rPr>
+                                </w:pPr>
+                              </w:p>
+                              <w:p>
+                                <w:pPr>
+                                  <w:pStyle w:val="NoSpacing"/>
+                                  <w:spacing w:before="40" w:after="40"/>
+                                  <w:rPr>
                                     <w:caps/>
                                     <w:color w:val="501549" w:themeColor="accent5" w:themeShade="80"/>
                                     <w:sz w:val="28"/>
@@ -332,6 +339,7 @@
                                     <w:dataBinding w:prefixMappings="xmlns:ns0='http://purl.org/dc/elements/1.1/' xmlns:ns1='http://schemas.openxmlformats.org/package/2006/metadata/core-properties' " w:xpath="/ns1:coreProperties[1]/ns0:subject[1]" w:storeItemID="{6C3C8BC8-F283-45AE-878A-BAB7291924A1}"/>
                                     <w:text/>
                                   </w:sdtPr>
+                                  <w:sdtEndPr/>
                                   <w:sdtContent>
                                     <w:r>
                                       <w:rPr>
@@ -411,7 +419,7 @@
               </mc:Choice>
               <mc:Fallback>
                 <w:pict>
-                  <v:shape w14:anchorId="28DD5C5A" id="Text Box 131" o:spid="_x0000_s1027" type="#_x0000_t202" style="position:absolute;margin-left:-4.8pt;margin-top:427.8pt;width:473.1pt;height:529.2pt;z-index:251660288;visibility:visible;mso-wrap-style:square;mso-width-percent:0;mso-height-percent:350;mso-wrap-distance-left:14.4pt;mso-wrap-distance-top:0;mso-wrap-distance-right:14.4pt;mso-wrap-distance-bottom:0;mso-position-horizontal:absolute;mso-position-horizontal-relative:margin;mso-position-vertical:absolute;mso-position-vertical-relative:page;mso-width-percent:0;mso-height-percent:350;mso-width-relative:margin;mso-height-relative:page;v-text-anchor:top" o:gfxdata="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" filled="f" stroked="f" strokeweight=".5pt">
+                  <v:shape w14:anchorId="28DD5C5A" id="Text Box 131" o:spid="_x0000_s1027" type="#_x0000_t202" style="position:absolute;margin-left:17.5pt;margin-top:151.8pt;width:262pt;height:529.2pt;z-index:251660288;visibility:visible;mso-wrap-style:square;mso-width-percent:0;mso-height-percent:350;mso-wrap-distance-left:14.4pt;mso-wrap-distance-top:0;mso-wrap-distance-right:14.4pt;mso-wrap-distance-bottom:0;mso-position-horizontal:absolute;mso-position-horizontal-relative:margin;mso-position-vertical:absolute;mso-position-vertical-relative:page;mso-width-percent:0;mso-height-percent:350;mso-width-relative:margin;mso-height-relative:page;v-text-anchor:top" o:gfxdata="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" filled="f" stroked="f" strokeweight=".5pt">
                     <v:textbox style="mso-fit-shape-to-text:t" inset="0,0,0,0">
                       <w:txbxContent>
                         <w:p>
@@ -438,6 +446,17 @@
                             <w:pStyle w:val="NoSpacing"/>
                             <w:spacing w:before="40" w:after="40"/>
                             <w:rPr>
+                              <w:color w:val="156082" w:themeColor="accent1"/>
+                              <w:sz w:val="56"/>
+                              <w:szCs w:val="56"/>
+                            </w:rPr>
+                          </w:pPr>
+                        </w:p>
+                        <w:p>
+                          <w:pPr>
+                            <w:pStyle w:val="NoSpacing"/>
+                            <w:spacing w:before="40" w:after="40"/>
+                            <w:rPr>
                               <w:caps/>
                               <w:color w:val="501549" w:themeColor="accent5" w:themeShade="80"/>
                               <w:sz w:val="28"/>
@@ -458,6 +477,7 @@
                               <w:dataBinding w:prefixMappings="xmlns:ns0='http://purl.org/dc/elements/1.1/' xmlns:ns1='http://schemas.openxmlformats.org/package/2006/metadata/core-properties' " w:xpath="/ns1:coreProperties[1]/ns0:subject[1]" w:storeItemID="{6C3C8BC8-F283-45AE-878A-BAB7291924A1}"/>
                               <w:text/>
                             </w:sdtPr>
+                            <w:sdtEndPr/>
                             <w:sdtContent>
                               <w:r>
                                 <w:rPr>
@@ -608,6 +628,7 @@
                                     <w:calendar w:val="gregorian"/>
                                   </w:date>
                                 </w:sdtPr>
+                                <w:sdtEndPr/>
                                 <w:sdtContent>
                                   <w:p>
                                     <w:pPr>
@@ -654,7 +675,7 @@
               </mc:Choice>
               <mc:Fallback>
                 <w:pict>
-                  <v:rect w14:anchorId="00ABF06A" id="Rectangle 132" o:spid="_x0000_s1028" style="position:absolute;margin-left:-4.4pt;margin-top:0;width:46.8pt;height:77.75pt;z-index:251659264;visibility:visible;mso-wrap-style:square;mso-width-percent:76;mso-height-percent:98;mso-top-percent:23;mso-wrap-distance-left:9pt;mso-wrap-distance-top:0;mso-wrap-distance-right:9pt;mso-wrap-distance-bottom:0;mso-position-horizontal:right;mso-position-horizontal-relative:margin;mso-position-vertical-relative:page;mso-width-percent:76;mso-height-percent:98;mso-top-percent:23;mso-width-relative:page;mso-height-relative:page;v-text-anchor:bottom" o:gfxdata="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" fillcolor="#156082 [3204]" stroked="f" strokeweight="1pt">
+                  <v:rect w14:anchorId="00ABF06A" id="Rectangle 132" o:spid="_x0000_s1028" style="position:absolute;margin-left:-4.4pt;margin-top:0;width:46.8pt;height:77.75pt;z-index:251659264;visibility:visible;mso-wrap-style:square;mso-width-percent:76;mso-height-percent:98;mso-top-percent:23;mso-wrap-distance-left:9pt;mso-wrap-distance-top:0;mso-wrap-distance-right:9pt;mso-wrap-distance-bottom:0;mso-position-horizontal:right;mso-position-horizontal-relative:margin;mso-position-vertical-relative:page;mso-width-percent:76;mso-height-percent:98;mso-top-percent:23;mso-width-relative:page;mso-height-relative:page;v-text-anchor:bottom" o:gfxdata="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" fillcolor="#156082 [3204]" stroked="f" strokeweight="1pt">
                     <o:lock v:ext="edit" aspectratio="t"/>
                     <v:textbox inset="3.6pt,,3.6pt">
                       <w:txbxContent>
@@ -676,6 +697,7 @@
                               <w:calendar w:val="gregorian"/>
                             </w:date>
                           </w:sdtPr>
+                          <w:sdtEndPr/>
                           <w:sdtContent>
                             <w:p>
                               <w:pPr>
@@ -712,6 +734,8 @@
             <w:br w:type="page"/>
           </w:r>
         </w:p>
+        <w:bookmarkStart w:id="0" w:name="_GoBack" w:displacedByCustomXml="next"/>
+        <w:bookmarkEnd w:id="0" w:displacedByCustomXml="next"/>
       </w:sdtContent>
     </w:sdt>
     <w:sdt>
@@ -766,7 +790,7 @@
           <w:r>
             <w:fldChar w:fldCharType="separate"/>
           </w:r>
-          <w:hyperlink w:anchor="_Toc200082353" w:history="1">
+          <w:hyperlink w:anchor="_Toc202956320" w:history="1">
             <w:r>
               <w:rPr>
                 <w:rStyle w:val="Hyperlink"/>
@@ -793,7 +817,7 @@
                 <w:noProof/>
                 <w:webHidden/>
               </w:rPr>
-              <w:instrText xml:space="preserve"> PAGEREF _Toc200082353 \h </w:instrText>
+              <w:instrText xml:space="preserve"> PAGEREF _Toc202956320 \h </w:instrText>
             </w:r>
             <w:r>
               <w:rPr>
@@ -834,7 +858,7 @@
               <w:noProof/>
             </w:rPr>
           </w:pPr>
-          <w:hyperlink w:anchor="_Toc200082354" w:history="1">
+          <w:hyperlink w:anchor="_Toc202956321" w:history="1">
             <w:r>
               <w:rPr>
                 <w:rStyle w:val="Hyperlink"/>
@@ -861,7 +885,7 @@
                 <w:noProof/>
                 <w:webHidden/>
               </w:rPr>
-              <w:instrText xml:space="preserve"> PAGEREF _Toc200082354 \h </w:instrText>
+              <w:instrText xml:space="preserve"> PAGEREF _Toc202956321 \h </w:instrText>
             </w:r>
             <w:r>
               <w:rPr>
@@ -902,7 +926,7 @@
               <w:noProof/>
             </w:rPr>
           </w:pPr>
-          <w:hyperlink w:anchor="_Toc200082355" w:history="1">
+          <w:hyperlink w:anchor="_Toc202956322" w:history="1">
             <w:r>
               <w:rPr>
                 <w:rStyle w:val="Hyperlink"/>
@@ -929,7 +953,7 @@
                 <w:noProof/>
                 <w:webHidden/>
               </w:rPr>
-              <w:instrText xml:space="preserve"> PAGEREF _Toc200082355 \h </w:instrText>
+              <w:instrText xml:space="preserve"> PAGEREF _Toc202956322 \h </w:instrText>
             </w:r>
             <w:r>
               <w:rPr>
@@ -970,7 +994,7 @@
               <w:noProof/>
             </w:rPr>
           </w:pPr>
-          <w:hyperlink w:anchor="_Toc200082356" w:history="1">
+          <w:hyperlink w:anchor="_Toc202956323" w:history="1">
             <w:r>
               <w:rPr>
                 <w:rStyle w:val="Hyperlink"/>
@@ -997,7 +1021,7 @@
                 <w:noProof/>
                 <w:webHidden/>
               </w:rPr>
-              <w:instrText xml:space="preserve"> PAGEREF _Toc200082356 \h </w:instrText>
+              <w:instrText xml:space="preserve"> PAGEREF _Toc202956323 \h </w:instrText>
             </w:r>
             <w:r>
               <w:rPr>
@@ -1038,13 +1062,13 @@
               <w:noProof/>
             </w:rPr>
           </w:pPr>
-          <w:hyperlink w:anchor="_Toc200082357" w:history="1">
+          <w:hyperlink w:anchor="_Toc202956324" w:history="1">
             <w:r>
               <w:rPr>
                 <w:rStyle w:val="Hyperlink"/>
                 <w:noProof/>
               </w:rPr>
-              <w:t>Power BI and Tableau Screenshots</w:t>
+              <w:t>Power BI Vs Tableau – Dashboard Comparison</w:t>
             </w:r>
             <w:r>
               <w:rPr>
@@ -1065,7 +1089,7 @@
                 <w:noProof/>
                 <w:webHidden/>
               </w:rPr>
-              <w:instrText xml:space="preserve"> PAGEREF _Toc200082357 \h </w:instrText>
+              <w:instrText xml:space="preserve"> PAGEREF _Toc202956324 \h </w:instrText>
             </w:r>
             <w:r>
               <w:rPr>
@@ -1086,6 +1110,74 @@
                 <w:webHidden/>
               </w:rPr>
               <w:t>4</w:t>
+            </w:r>
+            <w:r>
+              <w:rPr>
+                <w:noProof/>
+                <w:webHidden/>
+              </w:rPr>
+              <w:fldChar w:fldCharType="end"/>
+            </w:r>
+          </w:hyperlink>
+        </w:p>
+        <w:p>
+          <w:pPr>
+            <w:pStyle w:val="TOC1"/>
+            <w:tabs>
+              <w:tab w:val="right" w:leader="dot" w:pos="9350"/>
+            </w:tabs>
+            <w:rPr>
+              <w:noProof/>
+            </w:rPr>
+          </w:pPr>
+          <w:hyperlink w:anchor="_Toc202956325" w:history="1">
+            <w:r>
+              <w:rPr>
+                <w:rStyle w:val="Hyperlink"/>
+                <w:noProof/>
+              </w:rPr>
+              <w:t>Appendix I – Power BI Full Dashboard View</w:t>
+            </w:r>
+            <w:r>
+              <w:rPr>
+                <w:noProof/>
+                <w:webHidden/>
+              </w:rPr>
+              <w:tab/>
+            </w:r>
+            <w:r>
+              <w:rPr>
+                <w:noProof/>
+                <w:webHidden/>
+              </w:rPr>
+              <w:fldChar w:fldCharType="begin"/>
+            </w:r>
+            <w:r>
+              <w:rPr>
+                <w:noProof/>
+                <w:webHidden/>
+              </w:rPr>
+              <w:instrText xml:space="preserve"> PAGEREF _Toc202956325 \h </w:instrText>
+            </w:r>
+            <w:r>
+              <w:rPr>
+                <w:noProof/>
+                <w:webHidden/>
+              </w:rPr>
+            </w:r>
+            <w:r>
+              <w:rPr>
+                <w:noProof/>
+                <w:webHidden/>
+              </w:rPr>
+              <w:fldChar w:fldCharType="separate"/>
+            </w:r>
+            <w:r>
+              <w:rPr>
+                <w:noProof/>
+                <w:webHidden/>
+              </w:rPr>
+              <w:t>5</w:t>
             </w:r>
             <w:r>
               <w:rPr>
@@ -1106,7 +1198,7 @@
               <w:noProof/>
             </w:rPr>
           </w:pPr>
-          <w:hyperlink w:anchor="_Toc200082358" w:history="1">
+          <w:hyperlink w:anchor="_Toc202956326" w:history="1">
             <w:r>
               <w:rPr>
                 <w:rStyle w:val="Hyperlink"/>
@@ -1133,7 +1225,7 @@
                 <w:noProof/>
                 <w:webHidden/>
               </w:rPr>
-              <w:instrText xml:space="preserve"> PAGEREF _Toc200082358 \h </w:instrText>
+              <w:instrText xml:space="preserve"> PAGEREF _Toc202956326 \h </w:instrText>
             </w:r>
             <w:r>
               <w:rPr>
@@ -1153,7 +1245,7 @@
                 <w:noProof/>
                 <w:webHidden/>
               </w:rPr>
-              <w:t>4</w:t>
+              <w:t>5</w:t>
             </w:r>
             <w:r>
               <w:rPr>
@@ -1174,7 +1266,7 @@
               <w:noProof/>
             </w:rPr>
           </w:pPr>
-          <w:hyperlink w:anchor="_Toc200082359" w:history="1">
+          <w:hyperlink w:anchor="_Toc202956327" w:history="1">
             <w:r>
               <w:rPr>
                 <w:rStyle w:val="Hyperlink"/>
@@ -1201,7 +1293,7 @@
                 <w:noProof/>
                 <w:webHidden/>
               </w:rPr>
-              <w:instrText xml:space="preserve"> PAGEREF _Toc200082359 \h </w:instrText>
+              <w:instrText xml:space="preserve"> PAGEREF _Toc202956327 \h </w:instrText>
             </w:r>
             <w:r>
               <w:rPr>
@@ -1221,7 +1313,7 @@
                 <w:noProof/>
                 <w:webHidden/>
               </w:rPr>
-              <w:t>5</w:t>
+              <w:t>6</w:t>
             </w:r>
             <w:r>
               <w:rPr>
@@ -1242,13 +1334,13 @@
               <w:noProof/>
             </w:rPr>
           </w:pPr>
-          <w:hyperlink w:anchor="_Toc200082360" w:history="1">
+          <w:hyperlink w:anchor="_Toc202956328" w:history="1">
             <w:r>
               <w:rPr>
                 <w:rStyle w:val="Hyperlink"/>
                 <w:noProof/>
               </w:rPr>
-              <w:t>Page 3 – Churn Drivers &amp; Retention</w:t>
+              <w:t>Page 3 – Churn Factors &amp; Retention</w:t>
             </w:r>
             <w:r>
               <w:rPr>
@@ -1269,7 +1361,7 @@
                 <w:noProof/>
                 <w:webHidden/>
               </w:rPr>
-              <w:instrText xml:space="preserve"> PAGEREF _Toc200082360 \h </w:instrText>
+              <w:instrText xml:space="preserve"> PAGEREF _Toc202956328 \h </w:instrText>
             </w:r>
             <w:r>
               <w:rPr>
@@ -1289,7 +1381,75 @@
                 <w:noProof/>
                 <w:webHidden/>
               </w:rPr>
-              <w:t>6</w:t>
+              <w:t>7</w:t>
+            </w:r>
+            <w:r>
+              <w:rPr>
+                <w:noProof/>
+                <w:webHidden/>
+              </w:rPr>
+              <w:fldChar w:fldCharType="end"/>
+            </w:r>
+          </w:hyperlink>
+        </w:p>
+        <w:p>
+          <w:pPr>
+            <w:pStyle w:val="TOC1"/>
+            <w:tabs>
+              <w:tab w:val="right" w:leader="dot" w:pos="9350"/>
+            </w:tabs>
+            <w:rPr>
+              <w:noProof/>
+            </w:rPr>
+          </w:pPr>
+          <w:hyperlink w:anchor="_Toc202956329" w:history="1">
+            <w:r>
+              <w:rPr>
+                <w:rStyle w:val="Hyperlink"/>
+                <w:noProof/>
+              </w:rPr>
+              <w:t>Appendix II – Tableau Full Dashboard View</w:t>
+            </w:r>
+            <w:r>
+              <w:rPr>
+                <w:noProof/>
+                <w:webHidden/>
+              </w:rPr>
+              <w:tab/>
+            </w:r>
+            <w:r>
+              <w:rPr>
+                <w:noProof/>
+                <w:webHidden/>
+              </w:rPr>
+              <w:fldChar w:fldCharType="begin"/>
+            </w:r>
+            <w:r>
+              <w:rPr>
+                <w:noProof/>
+                <w:webHidden/>
+              </w:rPr>
+              <w:instrText xml:space="preserve"> PAGEREF _Toc202956329 \h </w:instrText>
+            </w:r>
+            <w:r>
+              <w:rPr>
+                <w:noProof/>
+                <w:webHidden/>
+              </w:rPr>
+            </w:r>
+            <w:r>
+              <w:rPr>
+                <w:noProof/>
+                <w:webHidden/>
+              </w:rPr>
+              <w:fldChar w:fldCharType="separate"/>
+            </w:r>
+            <w:r>
+              <w:rPr>
+                <w:noProof/>
+                <w:webHidden/>
+              </w:rPr>
+              <w:t>8</w:t>
             </w:r>
             <w:r>
               <w:rPr>
@@ -1310,13 +1470,13 @@
               <w:noProof/>
             </w:rPr>
           </w:pPr>
-          <w:hyperlink w:anchor="_Toc200082361" w:history="1">
+          <w:hyperlink w:anchor="_Toc202956330" w:history="1">
             <w:r>
               <w:rPr>
                 <w:rStyle w:val="Hyperlink"/>
                 <w:noProof/>
               </w:rPr>
-              <w:t>Retention Insight for the IBM Churn Dataset</w:t>
+              <w:t>Page 1 – Overview</w:t>
             </w:r>
             <w:r>
               <w:rPr>
@@ -1337,7 +1497,7 @@
                 <w:noProof/>
                 <w:webHidden/>
               </w:rPr>
-              <w:instrText xml:space="preserve"> PAGEREF _Toc200082361 \h </w:instrText>
+              <w:instrText xml:space="preserve"> PAGEREF _Toc202956330 \h </w:instrText>
             </w:r>
             <w:r>
               <w:rPr>
@@ -1357,7 +1517,143 @@
                 <w:noProof/>
                 <w:webHidden/>
               </w:rPr>
-              <w:t>6</w:t>
+              <w:t>8</w:t>
+            </w:r>
+            <w:r>
+              <w:rPr>
+                <w:noProof/>
+                <w:webHidden/>
+              </w:rPr>
+              <w:fldChar w:fldCharType="end"/>
+            </w:r>
+          </w:hyperlink>
+        </w:p>
+        <w:p>
+          <w:pPr>
+            <w:pStyle w:val="TOC2"/>
+            <w:tabs>
+              <w:tab w:val="right" w:leader="dot" w:pos="9350"/>
+            </w:tabs>
+            <w:rPr>
+              <w:noProof/>
+            </w:rPr>
+          </w:pPr>
+          <w:hyperlink w:anchor="_Toc202956331" w:history="1">
+            <w:r>
+              <w:rPr>
+                <w:rStyle w:val="Hyperlink"/>
+                <w:noProof/>
+              </w:rPr>
+              <w:t>Page 2 – Customer Profile &amp; Service</w:t>
+            </w:r>
+            <w:r>
+              <w:rPr>
+                <w:noProof/>
+                <w:webHidden/>
+              </w:rPr>
+              <w:tab/>
+            </w:r>
+            <w:r>
+              <w:rPr>
+                <w:noProof/>
+                <w:webHidden/>
+              </w:rPr>
+              <w:fldChar w:fldCharType="begin"/>
+            </w:r>
+            <w:r>
+              <w:rPr>
+                <w:noProof/>
+                <w:webHidden/>
+              </w:rPr>
+              <w:instrText xml:space="preserve"> PAGEREF _Toc202956331 \h </w:instrText>
+            </w:r>
+            <w:r>
+              <w:rPr>
+                <w:noProof/>
+                <w:webHidden/>
+              </w:rPr>
+            </w:r>
+            <w:r>
+              <w:rPr>
+                <w:noProof/>
+                <w:webHidden/>
+              </w:rPr>
+              <w:fldChar w:fldCharType="separate"/>
+            </w:r>
+            <w:r>
+              <w:rPr>
+                <w:noProof/>
+                <w:webHidden/>
+              </w:rPr>
+              <w:t>9</w:t>
+            </w:r>
+            <w:r>
+              <w:rPr>
+                <w:noProof/>
+                <w:webHidden/>
+              </w:rPr>
+              <w:fldChar w:fldCharType="end"/>
+            </w:r>
+          </w:hyperlink>
+        </w:p>
+        <w:p>
+          <w:pPr>
+            <w:pStyle w:val="TOC2"/>
+            <w:tabs>
+              <w:tab w:val="right" w:leader="dot" w:pos="9350"/>
+            </w:tabs>
+            <w:rPr>
+              <w:noProof/>
+            </w:rPr>
+          </w:pPr>
+          <w:hyperlink w:anchor="_Toc202956332" w:history="1">
+            <w:r>
+              <w:rPr>
+                <w:rStyle w:val="Hyperlink"/>
+                <w:noProof/>
+              </w:rPr>
+              <w:t>Page 3 – Churn Factors &amp; Retention</w:t>
+            </w:r>
+            <w:r>
+              <w:rPr>
+                <w:noProof/>
+                <w:webHidden/>
+              </w:rPr>
+              <w:tab/>
+            </w:r>
+            <w:r>
+              <w:rPr>
+                <w:noProof/>
+                <w:webHidden/>
+              </w:rPr>
+              <w:fldChar w:fldCharType="begin"/>
+            </w:r>
+            <w:r>
+              <w:rPr>
+                <w:noProof/>
+                <w:webHidden/>
+              </w:rPr>
+              <w:instrText xml:space="preserve"> PAGEREF _Toc202956332 \h </w:instrText>
+            </w:r>
+            <w:r>
+              <w:rPr>
+                <w:noProof/>
+                <w:webHidden/>
+              </w:rPr>
+            </w:r>
+            <w:r>
+              <w:rPr>
+                <w:noProof/>
+                <w:webHidden/>
+              </w:rPr>
+              <w:fldChar w:fldCharType="separate"/>
+            </w:r>
+            <w:r>
+              <w:rPr>
+                <w:noProof/>
+                <w:webHidden/>
+              </w:rPr>
+              <w:t>10</w:t>
             </w:r>
             <w:r>
               <w:rPr>
@@ -1397,24 +1693,19 @@
       <w:pPr>
         <w:pStyle w:val="Heading1"/>
       </w:pPr>
-      <w:bookmarkStart w:id="0" w:name="_Toc200082353"/>
+      <w:bookmarkStart w:id="1" w:name="_Toc202956320"/>
       <w:r>
         <w:lastRenderedPageBreak/>
         <w:t>Project Overview</w:t>
       </w:r>
-      <w:bookmarkEnd w:id="0"/>
+      <w:bookmarkEnd w:id="1"/>
     </w:p>
     <w:p>
       <w:pPr>
         <w:jc w:val="both"/>
       </w:pPr>
-      <w:proofErr w:type="gramStart"/>
-      <w:r>
-        <w:t>This</w:t>
-      </w:r>
-      <w:proofErr w:type="gramEnd"/>
-      <w:r>
-        <w:t xml:space="preserve"> Power BI </w:t>
+      <w:r>
+        <w:t xml:space="preserve">This Power BI </w:t>
       </w:r>
       <w:r>
         <w:rPr>
@@ -1441,26 +1732,18 @@
         <w:t xml:space="preserve"> </w:t>
       </w:r>
       <w:r>
-        <w:t xml:space="preserve">It explores churn trends by customer profiles, contract types, </w:t>
-      </w:r>
-      <w:proofErr w:type="gramStart"/>
-      <w:r>
-        <w:t>tenure</w:t>
-      </w:r>
-      <w:proofErr w:type="gramEnd"/>
-      <w:r>
-        <w:t>, monthly charges, and service usage.</w:t>
+        <w:t>It explores churn trends by customer profiles, contract types, tenure, monthly charges, and service usage.</w:t>
       </w:r>
     </w:p>
     <w:p>
       <w:pPr>
         <w:pStyle w:val="Heading1"/>
       </w:pPr>
-      <w:bookmarkStart w:id="1" w:name="_Toc200082354"/>
+      <w:bookmarkStart w:id="2" w:name="_Toc202956321"/>
       <w:r>
         <w:t>Key Objectives</w:t>
       </w:r>
-      <w:bookmarkEnd w:id="1"/>
+      <w:bookmarkEnd w:id="2"/>
     </w:p>
     <w:p>
       <w:pPr>
@@ -1499,11 +1782,11 @@
       <w:pPr>
         <w:pStyle w:val="Heading1"/>
       </w:pPr>
-      <w:bookmarkStart w:id="2" w:name="_Toc200082355"/>
+      <w:bookmarkStart w:id="3" w:name="_Toc202956322"/>
       <w:r>
         <w:t>Dashboard Structure and Dataset</w:t>
       </w:r>
-      <w:bookmarkEnd w:id="2"/>
+      <w:bookmarkEnd w:id="3"/>
     </w:p>
     <w:p>
       <w:pPr>
@@ -1579,14 +1862,14 @@
       <w:pPr>
         <w:pStyle w:val="Heading1"/>
       </w:pPr>
-      <w:bookmarkStart w:id="3" w:name="_Toc200082356"/>
+      <w:bookmarkStart w:id="4" w:name="_Toc202956323"/>
       <w:r>
         <w:rPr>
           <w:rFonts w:hint="eastAsia"/>
         </w:rPr>
         <w:t>GitHub Link</w:t>
       </w:r>
-      <w:bookmarkEnd w:id="3"/>
+      <w:bookmarkEnd w:id="4"/>
     </w:p>
     <w:p>
       <w:hyperlink r:id="rId9" w:history="1">
@@ -1605,6 +1888,14 @@
       </w:r>
     </w:p>
     <w:p>
+      <w:pPr>
+        <w:rPr>
+          <w:rFonts w:asciiTheme="majorHAnsi" w:eastAsiaTheme="majorEastAsia" w:hAnsiTheme="majorHAnsi" w:cstheme="majorBidi"/>
+          <w:color w:val="0F4761" w:themeColor="accent1" w:themeShade="BF"/>
+          <w:sz w:val="40"/>
+          <w:szCs w:val="40"/>
+        </w:rPr>
+      </w:pPr>
       <w:r>
         <w:br w:type="page"/>
       </w:r>
@@ -1612,45 +1903,35 @@
     <w:p>
       <w:pPr>
         <w:pStyle w:val="Heading1"/>
-        <w:sectPr>
-          <w:footerReference w:type="default" r:id="rId10"/>
-          <w:footerReference w:type="first" r:id="rId11"/>
-          <w:pgSz w:w="12240" w:h="15840"/>
-          <w:pgMar w:top="1440" w:right="1440" w:bottom="1440" w:left="1440" w:header="720" w:footer="720" w:gutter="0"/>
-          <w:pgNumType w:start="1"/>
-          <w:cols w:space="720"/>
-          <w:titlePg/>
-          <w:docGrid w:linePitch="360"/>
-        </w:sectPr>
-      </w:pPr>
-    </w:p>
-    <w:p>
-      <w:pPr>
-        <w:pStyle w:val="Heading1"/>
-      </w:pPr>
-      <w:bookmarkStart w:id="4" w:name="_Toc200082357"/>
+      </w:pPr>
+      <w:bookmarkStart w:id="5" w:name="_Toc202956324"/>
       <w:r>
         <w:rPr>
           <w:rFonts w:hint="eastAsia"/>
         </w:rPr>
         <w:lastRenderedPageBreak/>
-        <w:t xml:space="preserve">Power BI and Tableau </w:t>
+        <w:t xml:space="preserve">Power BI </w:t>
       </w:r>
       <w:r>
         <w:rPr>
           <w:rFonts w:hint="eastAsia"/>
         </w:rPr>
-        <w:t>Screenshots</w:t>
-      </w:r>
-      <w:bookmarkEnd w:id="4"/>
-    </w:p>
-    <w:p>
-      <w:pPr>
-        <w:pStyle w:val="Heading2"/>
-      </w:pPr>
-      <w:bookmarkStart w:id="5" w:name="_Toc200082358"/>
-      <w:r>
-        <w:t>Page 1 – Overview</w:t>
+        <w:t>Vs</w:t>
+      </w:r>
+      <w:r>
+        <w:rPr>
+          <w:rFonts w:hint="eastAsia"/>
+        </w:rPr>
+        <w:t xml:space="preserve"> Tableau </w:t>
+      </w:r>
+      <w:r>
+        <w:t>–</w:t>
+      </w:r>
+      <w:r>
+        <w:rPr>
+          <w:rFonts w:hint="eastAsia"/>
+        </w:rPr>
+        <w:t xml:space="preserve"> Dashboard Comparison</w:t>
       </w:r>
       <w:bookmarkEnd w:id="5"/>
     </w:p>
@@ -1659,23 +1940,123 @@
         <w:jc w:val="both"/>
       </w:pPr>
       <w:r>
-        <w:t>Customers with month-to-month contracts and paying via electronic check show the highest churn rate, indicating lower commitment and potential dissatisfaction with service terms.</w:t>
+        <w:t xml:space="preserve">This </w:t>
+      </w:r>
+      <w:r>
+        <w:rPr>
+          <w:rFonts w:hint="eastAsia"/>
+        </w:rPr>
+        <w:t>section</w:t>
+      </w:r>
+      <w:r>
+        <w:t xml:space="preserve"> showcases a side-by-side comparison of churn analysis dashboards built with Power BI and Tableau using a telco customer churn dataset.</w:t>
+      </w:r>
+      <w:r>
+        <w:rPr>
+          <w:rFonts w:hint="eastAsia"/>
+        </w:rPr>
+        <w:t xml:space="preserve"> </w:t>
+      </w:r>
+      <w:r>
+        <w:t>For full dashboard views, please refer to the appendices.</w:t>
+      </w:r>
+    </w:p>
+    <w:p>
+      <w:pPr>
+        <w:pStyle w:val="ListParagraph"/>
+        <w:numPr>
+          <w:ilvl w:val="0"/>
+          <w:numId w:val="3"/>
+        </w:numPr>
+        <w:jc w:val="both"/>
+      </w:pPr>
+      <w:r>
+        <w:t>Page 1</w:t>
+      </w:r>
+      <w:r>
+        <w:rPr>
+          <w:rFonts w:hint="eastAsia"/>
+        </w:rPr>
+        <w:t xml:space="preserve"> </w:t>
+      </w:r>
+      <w:r>
+        <w:t>provides an executive overview highlighting key metrics.</w:t>
+      </w:r>
+    </w:p>
+    <w:p>
+      <w:pPr>
+        <w:pStyle w:val="ListParagraph"/>
+        <w:numPr>
+          <w:ilvl w:val="0"/>
+          <w:numId w:val="3"/>
+        </w:numPr>
+        <w:jc w:val="both"/>
+      </w:pPr>
+      <w:r>
+        <w:t>Page 2 explores customer profile breakdowns and service usage patterns</w:t>
+      </w:r>
+      <w:r>
+        <w:rPr>
+          <w:rFonts w:hint="eastAsia"/>
+        </w:rPr>
+        <w:t>.</w:t>
+      </w:r>
+    </w:p>
+    <w:p>
+      <w:pPr>
+        <w:pStyle w:val="ListParagraph"/>
+        <w:numPr>
+          <w:ilvl w:val="0"/>
+          <w:numId w:val="3"/>
+        </w:numPr>
+        <w:jc w:val="both"/>
+      </w:pPr>
+      <w:r>
+        <w:t xml:space="preserve">Page 3 dives into churn </w:t>
+      </w:r>
+      <w:r>
+        <w:rPr>
+          <w:rFonts w:hint="eastAsia"/>
+        </w:rPr>
+        <w:t xml:space="preserve">factors, </w:t>
+      </w:r>
+      <w:r>
+        <w:t>providing actionable recommendations to improve retention strategies.</w:t>
       </w:r>
     </w:p>
     <w:tbl>
       <w:tblPr>
         <w:tblStyle w:val="TableGrid"/>
-        <w:tblW w:w="0" w:type="auto"/>
+        <w:tblW w:w="9355" w:type="dxa"/>
+        <w:tblLayout w:type="fixed"/>
         <w:tblLook w:val="04A0" w:firstRow="1" w:lastRow="0" w:firstColumn="1" w:lastColumn="0" w:noHBand="0" w:noVBand="1"/>
       </w:tblPr>
       <w:tblGrid>
-        <w:gridCol w:w="7495"/>
-        <w:gridCol w:w="5455"/>
+        <w:gridCol w:w="1525"/>
+        <w:gridCol w:w="4590"/>
+        <w:gridCol w:w="3240"/>
       </w:tblGrid>
       <w:tr>
         <w:tc>
           <w:tcPr>
-            <w:tcW w:w="6819" w:type="dxa"/>
+            <w:tcW w:w="1525" w:type="dxa"/>
+            <w:shd w:val="clear" w:color="auto" w:fill="D1D1D1" w:themeFill="background2" w:themeFillShade="E6"/>
+          </w:tcPr>
+          <w:p>
+            <w:pPr>
+              <w:jc w:val="center"/>
+              <w:rPr>
+                <w:b/>
+                <w:bCs/>
+                <w:sz w:val="28"/>
+                <w:szCs w:val="28"/>
+              </w:rPr>
+            </w:pPr>
+          </w:p>
+        </w:tc>
+        <w:tc>
+          <w:tcPr>
+            <w:tcW w:w="4590" w:type="dxa"/>
             <w:shd w:val="clear" w:color="auto" w:fill="D1D1D1" w:themeFill="background2" w:themeFillShade="E6"/>
             <w:vAlign w:val="center"/>
           </w:tcPr>
@@ -1703,7 +2084,7 @@
         </w:tc>
         <w:tc>
           <w:tcPr>
-            <w:tcW w:w="6131" w:type="dxa"/>
+            <w:tcW w:w="3240" w:type="dxa"/>
             <w:shd w:val="clear" w:color="auto" w:fill="D1D1D1" w:themeFill="background2" w:themeFillShade="E6"/>
           </w:tcPr>
           <w:p>
@@ -1732,18 +2113,74 @@
       <w:tr>
         <w:tc>
           <w:tcPr>
-            <w:tcW w:w="6819" w:type="dxa"/>
+            <w:tcW w:w="1525" w:type="dxa"/>
             <w:vAlign w:val="center"/>
           </w:tcPr>
           <w:p>
+            <w:pPr>
+              <w:rPr>
+                <w:noProof/>
+              </w:rPr>
+            </w:pPr>
+            <w:r>
+              <w:rPr>
+                <w:rFonts w:hint="eastAsia"/>
+                <w:noProof/>
+              </w:rPr>
+              <w:t>Page 1</w:t>
+            </w:r>
+            <w:r>
+              <w:rPr>
+                <w:rFonts w:hint="eastAsia"/>
+                <w:noProof/>
+              </w:rPr>
+              <w:t>:</w:t>
+            </w:r>
+          </w:p>
+          <w:p>
+            <w:pPr>
+              <w:rPr>
+                <w:noProof/>
+              </w:rPr>
+            </w:pPr>
+            <w:r>
+              <w:rPr>
+                <w:rFonts w:hint="eastAsia"/>
+                <w:noProof/>
+              </w:rPr>
+              <w:t xml:space="preserve">Churn </w:t>
+            </w:r>
+            <w:r>
+              <w:rPr>
+                <w:rFonts w:hint="eastAsia"/>
+                <w:noProof/>
+              </w:rPr>
+              <w:t>Overview</w:t>
+            </w:r>
+          </w:p>
+        </w:tc>
+        <w:tc>
+          <w:tcPr>
+            <w:tcW w:w="4590" w:type="dxa"/>
+            <w:vAlign w:val="center"/>
+          </w:tcPr>
+          <w:p>
+            <w:pPr>
+              <w:jc w:val="center"/>
+            </w:pPr>
+          </w:p>
+          <w:p>
+            <w:pPr>
+              <w:jc w:val="center"/>
+            </w:pPr>
             <w:r>
               <w:rPr>
                 <w:noProof/>
               </w:rPr>
               <w:drawing>
-                <wp:inline distT="0" distB="0" distL="0" distR="0" wp14:anchorId="289B8295" wp14:editId="0169ED9C">
-                  <wp:extent cx="4637223" cy="2598420"/>
-                  <wp:effectExtent l="0" t="0" r="0" b="0"/>
+                <wp:inline distT="0" distB="0" distL="0" distR="0" wp14:anchorId="289B8295" wp14:editId="51ABF0E9">
+                  <wp:extent cx="2749550" cy="1540682"/>
+                  <wp:effectExtent l="0" t="0" r="0" b="2540"/>
                   <wp:docPr id="241370485" name="Picture 1"/>
                   <wp:cNvGraphicFramePr>
                     <a:graphicFrameLocks xmlns:a="http://schemas.openxmlformats.org/drawingml/2006/main" noChangeAspect="1"/>
@@ -1756,7 +2193,7 @@
                           <pic:cNvPicPr/>
                         </pic:nvPicPr>
                         <pic:blipFill>
-                          <a:blip r:embed="rId12"/>
+                          <a:blip r:embed="rId10"/>
                           <a:stretch>
                             <a:fillRect/>
                           </a:stretch>
@@ -1764,11 +2201,14 @@
                         <pic:spPr>
                           <a:xfrm>
                             <a:off x="0" y="0"/>
-                            <a:ext cx="4643188" cy="2601762"/>
+                            <a:ext cx="2749550" cy="1540682"/>
                           </a:xfrm>
                           <a:prstGeom prst="rect">
                             <a:avLst/>
                           </a:prstGeom>
+                          <a:ln>
+                            <a:noFill/>
+                          </a:ln>
                         </pic:spPr>
                       </pic:pic>
                     </a:graphicData>
@@ -1777,23 +2217,34 @@
               </w:drawing>
             </w:r>
           </w:p>
+          <w:p>
+            <w:pPr>
+              <w:jc w:val="center"/>
+            </w:pPr>
+          </w:p>
         </w:tc>
         <w:tc>
           <w:tcPr>
-            <w:tcW w:w="6131" w:type="dxa"/>
+            <w:tcW w:w="3240" w:type="dxa"/>
+            <w:vAlign w:val="center"/>
           </w:tcPr>
           <w:p>
             <w:pPr>
-              <w:jc w:val="both"/>
+              <w:jc w:val="center"/>
             </w:pPr>
+          </w:p>
+          <w:p>
+            <w:pPr>
+              <w:jc w:val="center"/>
+            </w:pPr>
             <w:r>
               <w:rPr>
                 <w:noProof/>
               </w:rPr>
               <w:drawing>
-                <wp:inline distT="0" distB="0" distL="0" distR="0" wp14:anchorId="768F0B92" wp14:editId="67116484">
-                  <wp:extent cx="3337560" cy="3096705"/>
-                  <wp:effectExtent l="0" t="0" r="0" b="8890"/>
+                <wp:inline distT="0" distB="0" distL="0" distR="0" wp14:anchorId="768F0B92" wp14:editId="7E289BD2">
+                  <wp:extent cx="1628846" cy="1511300"/>
+                  <wp:effectExtent l="0" t="0" r="9525" b="0"/>
                   <wp:docPr id="1211089145" name="Picture 4"/>
                   <wp:cNvGraphicFramePr>
                     <a:graphicFrameLocks xmlns:a="http://schemas.openxmlformats.org/drawingml/2006/main" noChangeAspect="1"/>
@@ -1803,6 +2254,208 @@
                       <pic:pic xmlns:pic="http://schemas.openxmlformats.org/drawingml/2006/picture">
                         <pic:nvPicPr>
                           <pic:cNvPr id="0" name="Picture 1"/>
+                          <pic:cNvPicPr>
+                            <a:picLocks noChangeAspect="1" noChangeArrowheads="1"/>
+                          </pic:cNvPicPr>
+                        </pic:nvPicPr>
+                        <pic:blipFill>
+                          <a:blip r:embed="rId11" cstate="print">
+                            <a:extLst>
+                              <a:ext uri="{28A0092B-C50C-407E-A947-70E740481C1C}">
+                                <a14:useLocalDpi xmlns:a14="http://schemas.microsoft.com/office/drawing/2010/main" val="0"/>
+                              </a:ext>
+                            </a:extLst>
+                          </a:blip>
+                          <a:srcRect/>
+                          <a:stretch>
+                            <a:fillRect/>
+                          </a:stretch>
+                        </pic:blipFill>
+                        <pic:spPr bwMode="auto">
+                          <a:xfrm>
+                            <a:off x="0" y="0"/>
+                            <a:ext cx="1660566" cy="1540731"/>
+                          </a:xfrm>
+                          <a:prstGeom prst="rect">
+                            <a:avLst/>
+                          </a:prstGeom>
+                          <a:noFill/>
+                          <a:ln>
+                            <a:noFill/>
+                          </a:ln>
+                        </pic:spPr>
+                      </pic:pic>
+                    </a:graphicData>
+                  </a:graphic>
+                </wp:inline>
+              </w:drawing>
+            </w:r>
+          </w:p>
+          <w:p>
+            <w:pPr>
+              <w:jc w:val="center"/>
+            </w:pPr>
+          </w:p>
+        </w:tc>
+      </w:tr>
+      <w:tr>
+        <w:tc>
+          <w:tcPr>
+            <w:tcW w:w="1525" w:type="dxa"/>
+            <w:vAlign w:val="center"/>
+          </w:tcPr>
+          <w:p>
+            <w:pPr>
+              <w:rPr>
+                <w:noProof/>
+              </w:rPr>
+            </w:pPr>
+            <w:r>
+              <w:rPr>
+                <w:rFonts w:hint="eastAsia"/>
+                <w:noProof/>
+              </w:rPr>
+              <w:t>Page 2</w:t>
+            </w:r>
+            <w:r>
+              <w:rPr>
+                <w:rFonts w:hint="eastAsia"/>
+                <w:noProof/>
+              </w:rPr>
+              <w:t>:</w:t>
+            </w:r>
+          </w:p>
+          <w:p>
+            <w:pPr>
+              <w:rPr>
+                <w:noProof/>
+              </w:rPr>
+            </w:pPr>
+            <w:r>
+              <w:rPr>
+                <w:rFonts w:hint="eastAsia"/>
+                <w:noProof/>
+              </w:rPr>
+              <w:t xml:space="preserve">Customer Profile </w:t>
+            </w:r>
+            <w:r>
+              <w:rPr>
+                <w:rFonts w:hint="eastAsia"/>
+                <w:noProof/>
+              </w:rPr>
+              <w:t xml:space="preserve">&amp; Service </w:t>
+            </w:r>
+            <w:r>
+              <w:rPr>
+                <w:rFonts w:hint="eastAsia"/>
+                <w:noProof/>
+              </w:rPr>
+              <w:t>Breakdown</w:t>
+            </w:r>
+          </w:p>
+        </w:tc>
+        <w:tc>
+          <w:tcPr>
+            <w:tcW w:w="4590" w:type="dxa"/>
+            <w:vAlign w:val="center"/>
+          </w:tcPr>
+          <w:p>
+            <w:pPr>
+              <w:jc w:val="center"/>
+              <w:rPr>
+                <w:noProof/>
+              </w:rPr>
+            </w:pPr>
+          </w:p>
+          <w:p>
+            <w:pPr>
+              <w:jc w:val="center"/>
+              <w:rPr>
+                <w:noProof/>
+              </w:rPr>
+            </w:pPr>
+            <w:r>
+              <w:rPr>
+                <w:noProof/>
+              </w:rPr>
+              <w:drawing>
+                <wp:inline distT="0" distB="0" distL="0" distR="0" wp14:anchorId="0495CCC6" wp14:editId="3111DE1E">
+                  <wp:extent cx="2749991" cy="1543050"/>
+                  <wp:effectExtent l="0" t="0" r="0" b="0"/>
+                  <wp:docPr id="1684329192" name="Picture 1"/>
+                  <wp:cNvGraphicFramePr>
+                    <a:graphicFrameLocks xmlns:a="http://schemas.openxmlformats.org/drawingml/2006/main" noChangeAspect="1"/>
+                  </wp:cNvGraphicFramePr>
+                  <a:graphic xmlns:a="http://schemas.openxmlformats.org/drawingml/2006/main">
+                    <a:graphicData uri="http://schemas.openxmlformats.org/drawingml/2006/picture">
+                      <pic:pic xmlns:pic="http://schemas.openxmlformats.org/drawingml/2006/picture">
+                        <pic:nvPicPr>
+                          <pic:cNvPr id="1684329192" name=""/>
+                          <pic:cNvPicPr/>
+                        </pic:nvPicPr>
+                        <pic:blipFill>
+                          <a:blip r:embed="rId12"/>
+                          <a:stretch>
+                            <a:fillRect/>
+                          </a:stretch>
+                        </pic:blipFill>
+                        <pic:spPr>
+                          <a:xfrm>
+                            <a:off x="0" y="0"/>
+                            <a:ext cx="2790508" cy="1565785"/>
+                          </a:xfrm>
+                          <a:prstGeom prst="rect">
+                            <a:avLst/>
+                          </a:prstGeom>
+                          <a:ln>
+                            <a:noFill/>
+                          </a:ln>
+                        </pic:spPr>
+                      </pic:pic>
+                    </a:graphicData>
+                  </a:graphic>
+                </wp:inline>
+              </w:drawing>
+            </w:r>
+          </w:p>
+          <w:p>
+            <w:pPr>
+              <w:jc w:val="center"/>
+              <w:rPr>
+                <w:noProof/>
+              </w:rPr>
+            </w:pPr>
+          </w:p>
+        </w:tc>
+        <w:tc>
+          <w:tcPr>
+            <w:tcW w:w="3240" w:type="dxa"/>
+            <w:vAlign w:val="center"/>
+          </w:tcPr>
+          <w:p>
+            <w:pPr>
+              <w:jc w:val="center"/>
+              <w:rPr>
+                <w:noProof/>
+              </w:rPr>
+            </w:pPr>
+            <w:r>
+              <w:rPr>
+                <w:noProof/>
+              </w:rPr>
+              <w:drawing>
+                <wp:inline distT="0" distB="0" distL="0" distR="0" wp14:anchorId="587E3DE4" wp14:editId="6E6BAF20">
+                  <wp:extent cx="1641246" cy="1532255"/>
+                  <wp:effectExtent l="0" t="0" r="0" b="0"/>
+                  <wp:docPr id="1947541885" name="Picture 5"/>
+                  <wp:cNvGraphicFramePr>
+                    <a:graphicFrameLocks xmlns:a="http://schemas.openxmlformats.org/drawingml/2006/main" noChangeAspect="1"/>
+                  </wp:cNvGraphicFramePr>
+                  <a:graphic xmlns:a="http://schemas.openxmlformats.org/drawingml/2006/main">
+                    <a:graphicData uri="http://schemas.openxmlformats.org/drawingml/2006/picture">
+                      <pic:pic xmlns:pic="http://schemas.openxmlformats.org/drawingml/2006/picture">
+                        <pic:nvPicPr>
+                          <pic:cNvPr id="0" name="Picture 3"/>
                           <pic:cNvPicPr>
                             <a:picLocks noChangeAspect="1" noChangeArrowheads="1"/>
                           </pic:cNvPicPr>
@@ -1823,7 +2476,7 @@
                         <pic:spPr bwMode="auto">
                           <a:xfrm>
                             <a:off x="0" y="0"/>
-                            <a:ext cx="3369282" cy="3126138"/>
+                            <a:ext cx="1653986" cy="1544149"/>
                           </a:xfrm>
                           <a:prstGeom prst="rect">
                             <a:avLst/>
@@ -1840,163 +2493,93 @@
               </w:drawing>
             </w:r>
           </w:p>
-          <w:p>
-            <w:pPr>
-              <w:jc w:val="both"/>
-            </w:pPr>
-          </w:p>
         </w:tc>
       </w:tr>
-    </w:tbl>
-    <w:p>
-      <w:pPr>
-        <w:jc w:val="both"/>
-      </w:pPr>
-    </w:p>
-    <w:p>
-      <w:pPr>
-        <w:jc w:val="both"/>
-      </w:pPr>
-    </w:p>
-    <w:p>
-      <w:pPr>
-        <w:rPr>
-          <w:rFonts w:asciiTheme="majorHAnsi" w:eastAsiaTheme="majorEastAsia" w:hAnsiTheme="majorHAnsi" w:cstheme="majorBidi"/>
-          <w:color w:val="0F4761" w:themeColor="accent1" w:themeShade="BF"/>
-          <w:sz w:val="32"/>
-          <w:szCs w:val="32"/>
-        </w:rPr>
-      </w:pPr>
-      <w:bookmarkStart w:id="6" w:name="_Toc200082359"/>
-      <w:r>
-        <w:br w:type="page"/>
-      </w:r>
-    </w:p>
-    <w:p>
-      <w:pPr>
-        <w:pStyle w:val="Heading2"/>
-      </w:pPr>
-      <w:r>
-        <w:lastRenderedPageBreak/>
-        <w:t>Page 2 – Customer Profile &amp; Service</w:t>
-      </w:r>
-      <w:bookmarkEnd w:id="6"/>
-    </w:p>
-    <w:p>
-      <w:pPr>
-        <w:jc w:val="both"/>
-      </w:pPr>
-      <w:r>
-        <w:rPr>
-          <w:rFonts w:hint="eastAsia"/>
-        </w:rPr>
-        <w:t>C</w:t>
-      </w:r>
-      <w:r>
-        <w:t>ustomers</w:t>
-      </w:r>
-      <w:r>
-        <w:rPr>
-          <w:rFonts w:hint="eastAsia"/>
-        </w:rPr>
-        <w:t xml:space="preserve"> with dependents, those using </w:t>
-      </w:r>
-      <w:r>
-        <w:t>fiber</w:t>
-      </w:r>
-      <w:r>
-        <w:rPr>
-          <w:rFonts w:hint="eastAsia"/>
-        </w:rPr>
-        <w:t xml:space="preserve"> optic </w:t>
-      </w:r>
-      <w:r>
-        <w:t>and those without tech add-on services (e.g., online security, backup) are more likely to churn, suggesting targeted retention opportunities.</w:t>
-      </w:r>
-    </w:p>
-    <w:tbl>
-      <w:tblPr>
-        <w:tblStyle w:val="TableGrid"/>
-        <w:tblW w:w="0" w:type="auto"/>
-        <w:tblLook w:val="04A0" w:firstRow="1" w:lastRow="0" w:firstColumn="1" w:lastColumn="0" w:noHBand="0" w:noVBand="1"/>
-      </w:tblPr>
-      <w:tblGrid>
-        <w:gridCol w:w="7358"/>
-        <w:gridCol w:w="5592"/>
-      </w:tblGrid>
       <w:tr>
         <w:tc>
           <w:tcPr>
-            <w:tcW w:w="6819" w:type="dxa"/>
-            <w:shd w:val="clear" w:color="auto" w:fill="D1D1D1" w:themeFill="background2" w:themeFillShade="E6"/>
+            <w:tcW w:w="1525" w:type="dxa"/>
+            <w:vAlign w:val="center"/>
+          </w:tcPr>
+          <w:p>
+            <w:pPr>
+              <w:rPr>
+                <w:noProof/>
+              </w:rPr>
+            </w:pPr>
+            <w:r>
+              <w:rPr>
+                <w:rFonts w:hint="eastAsia"/>
+                <w:noProof/>
+              </w:rPr>
+              <w:t>Page 3</w:t>
+            </w:r>
+            <w:r>
+              <w:rPr>
+                <w:rFonts w:hint="eastAsia"/>
+                <w:noProof/>
+              </w:rPr>
+              <w:t>:</w:t>
+            </w:r>
+          </w:p>
+          <w:p>
+            <w:pPr>
+              <w:rPr>
+                <w:noProof/>
+              </w:rPr>
+            </w:pPr>
+            <w:r>
+              <w:rPr>
+                <w:rFonts w:hint="eastAsia"/>
+                <w:noProof/>
+              </w:rPr>
+              <w:t xml:space="preserve">Churn </w:t>
+            </w:r>
+            <w:r>
+              <w:rPr>
+                <w:rFonts w:hint="eastAsia"/>
+                <w:noProof/>
+              </w:rPr>
+              <w:t>Factors</w:t>
+            </w:r>
+            <w:r>
+              <w:rPr>
+                <w:rFonts w:hint="eastAsia"/>
+                <w:noProof/>
+              </w:rPr>
+              <w:t xml:space="preserve"> &amp; Retention Insights</w:t>
+            </w:r>
+          </w:p>
+        </w:tc>
+        <w:tc>
+          <w:tcPr>
+            <w:tcW w:w="4590" w:type="dxa"/>
             <w:vAlign w:val="center"/>
           </w:tcPr>
           <w:p>
             <w:pPr>
               <w:jc w:val="center"/>
               <w:rPr>
-                <w:b/>
-                <w:bCs/>
-                <w:sz w:val="28"/>
-                <w:szCs w:val="28"/>
+                <w:noProof/>
               </w:rPr>
             </w:pPr>
-            <w:r>
-              <w:rPr>
-                <w:rFonts w:hint="eastAsia"/>
-                <w:b/>
-                <w:bCs/>
-                <w:sz w:val="28"/>
-                <w:szCs w:val="28"/>
-              </w:rPr>
-              <w:t>Power BI</w:t>
-            </w:r>
           </w:p>
-        </w:tc>
-        <w:tc>
-          <w:tcPr>
-            <w:tcW w:w="6131" w:type="dxa"/>
-            <w:shd w:val="clear" w:color="auto" w:fill="D1D1D1" w:themeFill="background2" w:themeFillShade="E6"/>
-          </w:tcPr>
           <w:p>
             <w:pPr>
               <w:jc w:val="center"/>
               <w:rPr>
-                <w:b/>
-                <w:bCs/>
-                <w:sz w:val="28"/>
-                <w:szCs w:val="28"/>
+                <w:noProof/>
               </w:rPr>
             </w:pPr>
             <w:r>
               <w:rPr>
-                <w:rFonts w:hint="eastAsia"/>
-                <w:b/>
-                <w:bCs/>
-                <w:sz w:val="28"/>
-                <w:szCs w:val="28"/>
-              </w:rPr>
-              <w:t>Tableau</w:t>
-            </w:r>
-          </w:p>
-        </w:tc>
-      </w:tr>
-      <w:tr>
-        <w:tc>
-          <w:tcPr>
-            <w:tcW w:w="6819" w:type="dxa"/>
-            <w:vAlign w:val="center"/>
-          </w:tcPr>
-          <w:p>
-            <w:r>
-              <w:rPr>
                 <w:noProof/>
               </w:rPr>
               <w:drawing>
-                <wp:inline distT="0" distB="0" distL="0" distR="0" wp14:anchorId="0FBE4FF7" wp14:editId="1CC9D225">
-                  <wp:extent cx="4535786" cy="2545080"/>
-                  <wp:effectExtent l="0" t="0" r="0" b="7620"/>
-                  <wp:docPr id="1684329192" name="Picture 1"/>
+                <wp:inline distT="0" distB="0" distL="0" distR="0" wp14:anchorId="1D366509" wp14:editId="50F02D1D">
+                  <wp:extent cx="2749587" cy="1549400"/>
+                  <wp:effectExtent l="0" t="0" r="0" b="0"/>
+                  <wp:docPr id="66134468" name="Picture 1"/>
                   <wp:cNvGraphicFramePr>
                     <a:graphicFrameLocks xmlns:a="http://schemas.openxmlformats.org/drawingml/2006/main" noChangeAspect="1"/>
                   </wp:cNvGraphicFramePr>
@@ -2004,7 +2587,7 @@
                     <a:graphicData uri="http://schemas.openxmlformats.org/drawingml/2006/picture">
                       <pic:pic xmlns:pic="http://schemas.openxmlformats.org/drawingml/2006/picture">
                         <pic:nvPicPr>
-                          <pic:cNvPr id="1684329192" name=""/>
+                          <pic:cNvPr id="66134468" name=""/>
                           <pic:cNvPicPr/>
                         </pic:nvPicPr>
                         <pic:blipFill>
@@ -2016,11 +2599,14 @@
                         <pic:spPr>
                           <a:xfrm>
                             <a:off x="0" y="0"/>
-                            <a:ext cx="4580913" cy="2570401"/>
+                            <a:ext cx="2772212" cy="1562149"/>
                           </a:xfrm>
                           <a:prstGeom prst="rect">
                             <a:avLst/>
                           </a:prstGeom>
+                          <a:ln>
+                            <a:noFill/>
+                          </a:ln>
                         </pic:spPr>
                       </pic:pic>
                     </a:graphicData>
@@ -2029,24 +2615,44 @@
               </w:drawing>
             </w:r>
           </w:p>
+          <w:p>
+            <w:pPr>
+              <w:jc w:val="center"/>
+              <w:rPr>
+                <w:noProof/>
+              </w:rPr>
+            </w:pPr>
+          </w:p>
         </w:tc>
         <w:tc>
           <w:tcPr>
-            <w:tcW w:w="6131" w:type="dxa"/>
+            <w:tcW w:w="3240" w:type="dxa"/>
+            <w:vAlign w:val="center"/>
           </w:tcPr>
           <w:p>
             <w:pPr>
-              <w:jc w:val="both"/>
+              <w:jc w:val="center"/>
+              <w:rPr>
+                <w:noProof/>
+              </w:rPr>
             </w:pPr>
+          </w:p>
+          <w:p>
+            <w:pPr>
+              <w:jc w:val="center"/>
+              <w:rPr>
+                <w:noProof/>
+              </w:rPr>
+            </w:pPr>
             <w:r>
               <w:rPr>
                 <w:noProof/>
               </w:rPr>
               <w:drawing>
-                <wp:inline distT="0" distB="0" distL="0" distR="0" wp14:anchorId="1D860C47" wp14:editId="778C93DC">
-                  <wp:extent cx="3388555" cy="3124200"/>
-                  <wp:effectExtent l="0" t="0" r="2540" b="0"/>
-                  <wp:docPr id="1947541885" name="Picture 5"/>
+                <wp:inline distT="0" distB="0" distL="0" distR="0" wp14:anchorId="657EE89E" wp14:editId="20EA52E5">
+                  <wp:extent cx="1642335" cy="1517650"/>
+                  <wp:effectExtent l="0" t="0" r="0" b="6350"/>
+                  <wp:docPr id="90475705" name="Picture 6"/>
                   <wp:cNvGraphicFramePr>
                     <a:graphicFrameLocks xmlns:a="http://schemas.openxmlformats.org/drawingml/2006/main" noChangeAspect="1"/>
                   </wp:cNvGraphicFramePr>
@@ -2054,7 +2660,7 @@
                     <a:graphicData uri="http://schemas.openxmlformats.org/drawingml/2006/picture">
                       <pic:pic xmlns:pic="http://schemas.openxmlformats.org/drawingml/2006/picture">
                         <pic:nvPicPr>
-                          <pic:cNvPr id="0" name="Picture 3"/>
+                          <pic:cNvPr id="0" name="Picture 4"/>
                           <pic:cNvPicPr>
                             <a:picLocks noChangeAspect="1" noChangeArrowheads="1"/>
                           </pic:cNvPicPr>
@@ -2075,7 +2681,7 @@
                         <pic:spPr bwMode="auto">
                           <a:xfrm>
                             <a:off x="0" y="0"/>
-                            <a:ext cx="3388555" cy="3124200"/>
+                            <a:ext cx="1656946" cy="1531152"/>
                           </a:xfrm>
                           <a:prstGeom prst="rect">
                             <a:avLst/>
@@ -2094,6 +2700,597 @@
           </w:p>
           <w:p>
             <w:pPr>
+              <w:jc w:val="center"/>
+              <w:rPr>
+                <w:noProof/>
+              </w:rPr>
+            </w:pPr>
+          </w:p>
+        </w:tc>
+      </w:tr>
+    </w:tbl>
+    <w:p>
+      <w:pPr>
+        <w:pStyle w:val="Heading1"/>
+        <w:sectPr>
+          <w:footerReference w:type="default" r:id="rId16"/>
+          <w:footerReference w:type="first" r:id="rId17"/>
+          <w:pgSz w:w="12240" w:h="15840"/>
+          <w:pgMar w:top="1440" w:right="1440" w:bottom="1440" w:left="1440" w:header="720" w:footer="720" w:gutter="0"/>
+          <w:cols w:space="720"/>
+          <w:titlePg/>
+          <w:docGrid w:linePitch="360"/>
+        </w:sectPr>
+      </w:pPr>
+    </w:p>
+    <w:p>
+      <w:pPr>
+        <w:pStyle w:val="Heading1"/>
+      </w:pPr>
+      <w:bookmarkStart w:id="6" w:name="_Toc202956325"/>
+      <w:r>
+        <w:rPr>
+          <w:rFonts w:hint="eastAsia"/>
+        </w:rPr>
+        <w:lastRenderedPageBreak/>
+        <w:t xml:space="preserve">Appendix I </w:t>
+      </w:r>
+      <w:r>
+        <w:t>–</w:t>
+      </w:r>
+      <w:r>
+        <w:rPr>
+          <w:rFonts w:hint="eastAsia"/>
+        </w:rPr>
+        <w:t xml:space="preserve"> Power BI Full Dashboard View</w:t>
+      </w:r>
+      <w:bookmarkEnd w:id="6"/>
+    </w:p>
+    <w:p>
+      <w:pPr>
+        <w:pStyle w:val="Heading2"/>
+      </w:pPr>
+      <w:bookmarkStart w:id="7" w:name="_Toc200082358"/>
+      <w:bookmarkStart w:id="8" w:name="_Toc202956326"/>
+      <w:r>
+        <w:t>Page 1 – Overview</w:t>
+      </w:r>
+      <w:bookmarkEnd w:id="7"/>
+      <w:bookmarkEnd w:id="8"/>
+    </w:p>
+    <w:p>
+      <w:pPr>
+        <w:jc w:val="center"/>
+      </w:pPr>
+      <w:r>
+        <w:rPr>
+          <w:noProof/>
+        </w:rPr>
+        <w:drawing>
+          <wp:inline distT="0" distB="0" distL="0" distR="0" wp14:anchorId="59000E80" wp14:editId="005DBE3F">
+            <wp:extent cx="6673850" cy="3710783"/>
+            <wp:effectExtent l="0" t="0" r="0" b="4445"/>
+            <wp:docPr id="643717878" name="Picture 1" descr="A screenshot of a graph&#10;&#10;AI-generated content may be incorrect."/>
+            <wp:cNvGraphicFramePr>
+              <a:graphicFrameLocks xmlns:a="http://schemas.openxmlformats.org/drawingml/2006/main" noChangeAspect="1"/>
+            </wp:cNvGraphicFramePr>
+            <a:graphic xmlns:a="http://schemas.openxmlformats.org/drawingml/2006/main">
+              <a:graphicData uri="http://schemas.openxmlformats.org/drawingml/2006/picture">
+                <pic:pic xmlns:pic="http://schemas.openxmlformats.org/drawingml/2006/picture">
+                  <pic:nvPicPr>
+                    <pic:cNvPr id="643717878" name="Picture 1" descr="A screenshot of a graph&#10;&#10;AI-generated content may be incorrect."/>
+                    <pic:cNvPicPr/>
+                  </pic:nvPicPr>
+                  <pic:blipFill>
+                    <a:blip r:embed="rId18"/>
+                    <a:stretch>
+                      <a:fillRect/>
+                    </a:stretch>
+                  </pic:blipFill>
+                  <pic:spPr>
+                    <a:xfrm>
+                      <a:off x="0" y="0"/>
+                      <a:ext cx="6680865" cy="3714684"/>
+                    </a:xfrm>
+                    <a:prstGeom prst="rect">
+                      <a:avLst/>
+                    </a:prstGeom>
+                  </pic:spPr>
+                </pic:pic>
+              </a:graphicData>
+            </a:graphic>
+          </wp:inline>
+        </w:drawing>
+      </w:r>
+    </w:p>
+    <w:tbl>
+      <w:tblPr>
+        <w:tblStyle w:val="TableGrid"/>
+        <w:tblW w:w="10440" w:type="dxa"/>
+        <w:tblInd w:w="1165" w:type="dxa"/>
+        <w:shd w:val="clear" w:color="auto" w:fill="E8E8E8" w:themeFill="background2"/>
+        <w:tblLook w:val="04A0" w:firstRow="1" w:lastRow="0" w:firstColumn="1" w:lastColumn="0" w:noHBand="0" w:noVBand="1"/>
+      </w:tblPr>
+      <w:tblGrid>
+        <w:gridCol w:w="10440"/>
+      </w:tblGrid>
+      <w:tr>
+        <w:tc>
+          <w:tcPr>
+            <w:tcW w:w="10440" w:type="dxa"/>
+            <w:shd w:val="clear" w:color="auto" w:fill="E8E8E8" w:themeFill="background2"/>
+          </w:tcPr>
+          <w:p>
+            <w:pPr>
+              <w:jc w:val="both"/>
+              <w:rPr>
+                <w:b/>
+                <w:bCs/>
+              </w:rPr>
+            </w:pPr>
+            <w:r>
+              <w:rPr>
+                <w:rFonts w:hint="eastAsia"/>
+                <w:b/>
+                <w:bCs/>
+              </w:rPr>
+              <w:t>Churn Overview</w:t>
+            </w:r>
+          </w:p>
+          <w:p>
+            <w:pPr>
+              <w:jc w:val="both"/>
+            </w:pPr>
+            <w:r>
+              <w:rPr>
+                <w:rFonts w:hint="eastAsia"/>
+              </w:rPr>
+              <w:t>-----------------------------------------------------------------------------------------------------------------------------</w:t>
+            </w:r>
+          </w:p>
+          <w:p>
+            <w:pPr>
+              <w:jc w:val="both"/>
+            </w:pPr>
+            <w:r>
+              <w:t>Customers with month-to-month contracts and paying via electronic check show the highest churn rate, indicating lower commitment and potential dissatisfaction with service terms.</w:t>
+            </w:r>
+          </w:p>
+          <w:p>
+            <w:pPr>
+              <w:jc w:val="center"/>
+            </w:pPr>
+          </w:p>
+        </w:tc>
+      </w:tr>
+    </w:tbl>
+    <w:p>
+      <w:pPr>
+        <w:pStyle w:val="Heading2"/>
+      </w:pPr>
+      <w:bookmarkStart w:id="9" w:name="_Toc202956327"/>
+      <w:r>
+        <w:lastRenderedPageBreak/>
+        <w:t>Page 2 – Customer Profile &amp; Service</w:t>
+      </w:r>
+      <w:bookmarkEnd w:id="9"/>
+    </w:p>
+    <w:p>
+      <w:pPr>
+        <w:jc w:val="center"/>
+      </w:pPr>
+      <w:r>
+        <w:rPr>
+          <w:noProof/>
+        </w:rPr>
+        <w:drawing>
+          <wp:inline distT="0" distB="0" distL="0" distR="0" wp14:anchorId="16790C38" wp14:editId="1CDC62F3">
+            <wp:extent cx="7969250" cy="4457492"/>
+            <wp:effectExtent l="0" t="0" r="0" b="635"/>
+            <wp:docPr id="1193109776" name="Picture 1" descr="A diagram of a customer profile&#10;&#10;AI-generated content may be incorrect."/>
+            <wp:cNvGraphicFramePr>
+              <a:graphicFrameLocks xmlns:a="http://schemas.openxmlformats.org/drawingml/2006/main" noChangeAspect="1"/>
+            </wp:cNvGraphicFramePr>
+            <a:graphic xmlns:a="http://schemas.openxmlformats.org/drawingml/2006/main">
+              <a:graphicData uri="http://schemas.openxmlformats.org/drawingml/2006/picture">
+                <pic:pic xmlns:pic="http://schemas.openxmlformats.org/drawingml/2006/picture">
+                  <pic:nvPicPr>
+                    <pic:cNvPr id="1193109776" name="Picture 1" descr="A diagram of a customer profile&#10;&#10;AI-generated content may be incorrect."/>
+                    <pic:cNvPicPr/>
+                  </pic:nvPicPr>
+                  <pic:blipFill>
+                    <a:blip r:embed="rId19"/>
+                    <a:stretch>
+                      <a:fillRect/>
+                    </a:stretch>
+                  </pic:blipFill>
+                  <pic:spPr>
+                    <a:xfrm>
+                      <a:off x="0" y="0"/>
+                      <a:ext cx="7971726" cy="4458877"/>
+                    </a:xfrm>
+                    <a:prstGeom prst="rect">
+                      <a:avLst/>
+                    </a:prstGeom>
+                  </pic:spPr>
+                </pic:pic>
+              </a:graphicData>
+            </a:graphic>
+          </wp:inline>
+        </w:drawing>
+      </w:r>
+    </w:p>
+    <w:tbl>
+      <w:tblPr>
+        <w:tblStyle w:val="TableGrid"/>
+        <w:tblW w:w="12420" w:type="dxa"/>
+        <w:tblInd w:w="265" w:type="dxa"/>
+        <w:shd w:val="clear" w:color="auto" w:fill="E8E8E8" w:themeFill="background2"/>
+        <w:tblLook w:val="04A0" w:firstRow="1" w:lastRow="0" w:firstColumn="1" w:lastColumn="0" w:noHBand="0" w:noVBand="1"/>
+      </w:tblPr>
+      <w:tblGrid>
+        <w:gridCol w:w="12420"/>
+      </w:tblGrid>
+      <w:tr>
+        <w:tc>
+          <w:tcPr>
+            <w:tcW w:w="12420" w:type="dxa"/>
+            <w:shd w:val="clear" w:color="auto" w:fill="E8E8E8" w:themeFill="background2"/>
+          </w:tcPr>
+          <w:p>
+            <w:pPr>
+              <w:rPr>
+                <w:b/>
+                <w:bCs/>
+              </w:rPr>
+            </w:pPr>
+            <w:r>
+              <w:rPr>
+                <w:b/>
+                <w:bCs/>
+              </w:rPr>
+              <w:t>High Churn Customer Profile</w:t>
+            </w:r>
+          </w:p>
+          <w:p>
+            <w:r>
+              <w:rPr>
+                <w:rFonts w:hint="eastAsia"/>
+              </w:rPr>
+              <w:t>-------------------------------------------------------------------------------------------------------------------------</w:t>
+            </w:r>
+            <w:r>
+              <w:rPr>
+                <w:rFonts w:hint="eastAsia"/>
+              </w:rPr>
+              <w:t>------------------------</w:t>
+            </w:r>
+            <w:r>
+              <w:rPr>
+                <w:rFonts w:hint="eastAsia"/>
+              </w:rPr>
+              <w:t>----</w:t>
+            </w:r>
+          </w:p>
+          <w:p>
+            <w:r>
+              <w:t>Customers with</w:t>
+            </w:r>
+            <w:r>
+              <w:rPr>
+                <w:rFonts w:hint="eastAsia"/>
+              </w:rPr>
+              <w:t>out</w:t>
+            </w:r>
+            <w:r>
+              <w:t xml:space="preserve"> dependents, those using fiber optic and those without tech add-on services (e.g., online security, backup) are more likely to churn, suggesting targeted retention opportunities.</w:t>
+            </w:r>
+          </w:p>
+          <w:p/>
+        </w:tc>
+      </w:tr>
+    </w:tbl>
+    <w:p>
+      <w:pPr>
+        <w:pStyle w:val="Heading2"/>
+      </w:pPr>
+      <w:bookmarkStart w:id="10" w:name="_Toc200082360"/>
+      <w:bookmarkStart w:id="11" w:name="_Toc202956328"/>
+      <w:r>
+        <w:lastRenderedPageBreak/>
+        <w:t xml:space="preserve">Page 3 – Churn </w:t>
+      </w:r>
+      <w:r>
+        <w:rPr>
+          <w:rFonts w:hint="eastAsia"/>
+        </w:rPr>
+        <w:t>Factors</w:t>
+      </w:r>
+      <w:r>
+        <w:t xml:space="preserve"> &amp; Retention</w:t>
+      </w:r>
+      <w:bookmarkEnd w:id="10"/>
+      <w:bookmarkEnd w:id="11"/>
+    </w:p>
+    <w:p>
+      <w:pPr>
+        <w:jc w:val="both"/>
+      </w:pPr>
+      <w:r>
+        <w:rPr>
+          <w:noProof/>
+        </w:rPr>
+        <mc:AlternateContent>
+          <mc:Choice Requires="wps">
+            <w:drawing>
+              <wp:anchor distT="0" distB="0" distL="114300" distR="114300" simplePos="0" relativeHeight="251664384" behindDoc="0" locked="0" layoutInCell="1" allowOverlap="1" wp14:anchorId="3F9506B1" wp14:editId="1CF09A25">
+                <wp:simplePos x="0" y="0"/>
+                <wp:positionH relativeFrom="column">
+                  <wp:posOffset>2256692</wp:posOffset>
+                </wp:positionH>
+                <wp:positionV relativeFrom="paragraph">
+                  <wp:posOffset>1209626</wp:posOffset>
+                </wp:positionV>
+                <wp:extent cx="252046" cy="832338"/>
+                <wp:effectExtent l="0" t="0" r="15240" b="25400"/>
+                <wp:wrapNone/>
+                <wp:docPr id="2050159774" name="Oval 12"/>
+                <wp:cNvGraphicFramePr/>
+                <a:graphic xmlns:a="http://schemas.openxmlformats.org/drawingml/2006/main">
+                  <a:graphicData uri="http://schemas.microsoft.com/office/word/2010/wordprocessingShape">
+                    <wps:wsp>
+                      <wps:cNvSpPr/>
+                      <wps:spPr>
+                        <a:xfrm>
+                          <a:off x="0" y="0"/>
+                          <a:ext cx="252046" cy="832338"/>
+                        </a:xfrm>
+                        <a:prstGeom prst="ellipse">
+                          <a:avLst/>
+                        </a:prstGeom>
+                        <a:noFill/>
+                      </wps:spPr>
+                      <wps:style>
+                        <a:lnRef idx="2">
+                          <a:schemeClr val="accent1">
+                            <a:shade val="15000"/>
+                          </a:schemeClr>
+                        </a:lnRef>
+                        <a:fillRef idx="1">
+                          <a:schemeClr val="accent1"/>
+                        </a:fillRef>
+                        <a:effectRef idx="0">
+                          <a:schemeClr val="accent1"/>
+                        </a:effectRef>
+                        <a:fontRef idx="minor">
+                          <a:schemeClr val="lt1"/>
+                        </a:fontRef>
+                      </wps:style>
+                      <wps:bodyPr rot="0" spcFirstLastPara="0" vertOverflow="overflow" horzOverflow="overflow" vert="horz" wrap="square" lIns="91440" tIns="45720" rIns="91440" bIns="45720" numCol="1" spcCol="0" rtlCol="0" fromWordArt="0" anchor="ctr" anchorCtr="0" forceAA="0" compatLnSpc="1">
+                        <a:prstTxWarp prst="textNoShape">
+                          <a:avLst/>
+                        </a:prstTxWarp>
+                        <a:noAutofit/>
+                      </wps:bodyPr>
+                    </wps:wsp>
+                  </a:graphicData>
+                </a:graphic>
+                <wp14:sizeRelH relativeFrom="margin">
+                  <wp14:pctWidth>0</wp14:pctWidth>
+                </wp14:sizeRelH>
+              </wp:anchor>
+            </w:drawing>
+          </mc:Choice>
+          <mc:Fallback xmlns:w16sdtfl="http://schemas.microsoft.com/office/word/2024/wordml/sdtformatlock" xmlns:w16sdtdh="http://schemas.microsoft.com/office/word/2020/wordml/sdtdatahash" xmlns:w16du="http://schemas.microsoft.com/office/word/2023/wordml/word16du" xmlns:w16="http://schemas.microsoft.com/office/word/2018/wordml" xmlns:w16cex="http://schemas.microsoft.com/office/word/2018/wordml/cex" xmlns:oel="http://schemas.microsoft.com/office/2019/extlst">
+            <w:pict>
+              <v:oval w14:anchorId="71A95F29" id="Oval 12" o:spid="_x0000_s1026" style="position:absolute;margin-left:177.7pt;margin-top:95.25pt;width:19.85pt;height:65.55pt;z-index:251664384;visibility:visible;mso-wrap-style:square;mso-width-percent:0;mso-wrap-distance-left:9pt;mso-wrap-distance-top:0;mso-wrap-distance-right:9pt;mso-wrap-distance-bottom:0;mso-position-horizontal:absolute;mso-position-horizontal-relative:text;mso-position-vertical:absolute;mso-position-vertical-relative:text;mso-width-percent:0;mso-width-relative:margin;v-text-anchor:middle" o:gfxdata="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" filled="f" strokecolor="#030e13 [484]" strokeweight="1pt">
+                <v:stroke joinstyle="miter"/>
+              </v:oval>
+            </w:pict>
+          </mc:Fallback>
+        </mc:AlternateContent>
+      </w:r>
+      <w:r>
+        <w:rPr>
+          <w:noProof/>
+        </w:rPr>
+        <w:drawing>
+          <wp:inline distT="0" distB="0" distL="0" distR="0" wp14:anchorId="5B35B49B" wp14:editId="429B4E0F">
+            <wp:extent cx="8229600" cy="3216910"/>
+            <wp:effectExtent l="0" t="0" r="0" b="2540"/>
+            <wp:docPr id="2101518889" name="Picture 1" descr="A graph of statistics on a white background&#10;&#10;AI-generated content may be incorrect."/>
+            <wp:cNvGraphicFramePr>
+              <a:graphicFrameLocks xmlns:a="http://schemas.openxmlformats.org/drawingml/2006/main" noChangeAspect="1"/>
+            </wp:cNvGraphicFramePr>
+            <a:graphic xmlns:a="http://schemas.openxmlformats.org/drawingml/2006/main">
+              <a:graphicData uri="http://schemas.openxmlformats.org/drawingml/2006/picture">
+                <pic:pic xmlns:pic="http://schemas.openxmlformats.org/drawingml/2006/picture">
+                  <pic:nvPicPr>
+                    <pic:cNvPr id="2101518889" name="Picture 1" descr="A graph of statistics on a white background&#10;&#10;AI-generated content may be incorrect."/>
+                    <pic:cNvPicPr/>
+                  </pic:nvPicPr>
+                  <pic:blipFill>
+                    <a:blip r:embed="rId20"/>
+                    <a:stretch>
+                      <a:fillRect/>
+                    </a:stretch>
+                  </pic:blipFill>
+                  <pic:spPr>
+                    <a:xfrm>
+                      <a:off x="0" y="0"/>
+                      <a:ext cx="8229600" cy="3216910"/>
+                    </a:xfrm>
+                    <a:prstGeom prst="rect">
+                      <a:avLst/>
+                    </a:prstGeom>
+                  </pic:spPr>
+                </pic:pic>
+              </a:graphicData>
+            </a:graphic>
+          </wp:inline>
+        </w:drawing>
+      </w:r>
+    </w:p>
+    <w:p>
+      <w:pPr>
+        <w:jc w:val="both"/>
+      </w:pPr>
+    </w:p>
+    <w:tbl>
+      <w:tblPr>
+        <w:tblStyle w:val="TableGrid"/>
+        <w:tblW w:w="0" w:type="auto"/>
+        <w:shd w:val="clear" w:color="auto" w:fill="E8E8E8" w:themeFill="background2"/>
+        <w:tblLook w:val="04A0" w:firstRow="1" w:lastRow="0" w:firstColumn="1" w:lastColumn="0" w:noHBand="0" w:noVBand="1"/>
+      </w:tblPr>
+      <w:tblGrid>
+        <w:gridCol w:w="12950"/>
+      </w:tblGrid>
+      <w:tr>
+        <w:tc>
+          <w:tcPr>
+            <w:tcW w:w="12950" w:type="dxa"/>
+            <w:shd w:val="clear" w:color="auto" w:fill="E8E8E8" w:themeFill="background2"/>
+          </w:tcPr>
+          <w:p>
+            <w:pPr>
+              <w:rPr>
+                <w:b/>
+                <w:bCs/>
+              </w:rPr>
+            </w:pPr>
+            <w:r>
+              <w:rPr>
+                <w:rFonts w:hint="eastAsia"/>
+                <w:b/>
+                <w:bCs/>
+              </w:rPr>
+              <w:t>Retention Insight</w:t>
+            </w:r>
+          </w:p>
+          <w:p>
+            <w:r>
+              <w:rPr>
+                <w:rFonts w:hint="eastAsia"/>
+              </w:rPr>
+              <w:t>---------------------------------------------------------------------------------------------------------------------------------------------------------</w:t>
+            </w:r>
+          </w:p>
+          <w:p>
+            <w:pPr>
+              <w:jc w:val="both"/>
+            </w:pPr>
+            <w:r>
+              <w:t xml:space="preserve">In the </w:t>
+            </w:r>
+            <w:r>
+              <w:rPr>
+                <w:b/>
+                <w:bCs/>
+              </w:rPr>
+              <w:t>0–12 months</w:t>
+            </w:r>
+            <w:r>
+              <w:t xml:space="preserve"> tenure group, customers paying </w:t>
+            </w:r>
+            <w:r>
+              <w:rPr>
+                <w:b/>
+                <w:bCs/>
+              </w:rPr>
+              <w:t>$71–90 per month</w:t>
+            </w:r>
+            <w:r>
+              <w:t xml:space="preserve"> show a </w:t>
+            </w:r>
+            <w:r>
+              <w:rPr>
+                <w:b/>
+                <w:bCs/>
+              </w:rPr>
+              <w:t>remarkably high churn volume</w:t>
+            </w:r>
+            <w:r>
+              <w:t xml:space="preserve">. This suggests that </w:t>
+            </w:r>
+            <w:r>
+              <w:rPr>
+                <w:b/>
+                <w:bCs/>
+              </w:rPr>
+              <w:t>new customers in this price range have higher expectations</w:t>
+            </w:r>
+            <w:r>
+              <w:t xml:space="preserve"> or are more sensitive to perceived value, e.g. </w:t>
+            </w:r>
+            <w:r>
+              <w:rPr>
+                <w:b/>
+                <w:bCs/>
+              </w:rPr>
+              <w:t>internet service</w:t>
+            </w:r>
+            <w:r>
+              <w:t xml:space="preserve">, </w:t>
+            </w:r>
+            <w:r>
+              <w:rPr>
+                <w:b/>
+                <w:bCs/>
+              </w:rPr>
+              <w:t>tech support,</w:t>
+            </w:r>
+            <w:r>
+              <w:t xml:space="preserve"> </w:t>
+            </w:r>
+            <w:r>
+              <w:rPr>
+                <w:b/>
+                <w:bCs/>
+              </w:rPr>
+              <w:t>online security and backup</w:t>
+            </w:r>
+            <w:r>
+              <w:t xml:space="preserve">, and </w:t>
+            </w:r>
+            <w:r>
+              <w:rPr>
+                <w:b/>
+                <w:bCs/>
+              </w:rPr>
+              <w:t>streaming</w:t>
+            </w:r>
+            <w:r>
+              <w:t>. The early-stage dissatisfaction likely drives rapid disengagement.</w:t>
+            </w:r>
+          </w:p>
+          <w:p>
+            <w:pPr>
+              <w:jc w:val="both"/>
+            </w:pPr>
+          </w:p>
+          <w:p>
+            <w:pPr>
+              <w:jc w:val="both"/>
+            </w:pPr>
+            <w:r>
+              <w:rPr>
+                <w:b/>
+                <w:bCs/>
+              </w:rPr>
+              <w:t>Recommendation:</w:t>
+            </w:r>
+            <w:r>
+              <w:t xml:space="preserve"> Prioritize targeted retention strategies for this high-risk group, including onboarding guidance, early check-ins, satisfaction surveys, and short-term loyalty incentives</w:t>
+            </w:r>
+            <w:bookmarkStart w:id="12" w:name="_Toc200082361"/>
+            <w:r>
+              <w:t>.</w:t>
+            </w:r>
+            <w:bookmarkEnd w:id="12"/>
+          </w:p>
+          <w:p>
+            <w:pPr>
               <w:jc w:val="both"/>
             </w:pPr>
           </w:p>
@@ -2102,146 +3299,73 @@
     </w:tbl>
     <w:p>
       <w:pPr>
-        <w:jc w:val="both"/>
-      </w:pPr>
+        <w:pStyle w:val="Heading1"/>
+      </w:pPr>
+      <w:r>
+        <w:br w:type="page"/>
+      </w:r>
+      <w:bookmarkStart w:id="13" w:name="_Toc202956329"/>
+      <w:r>
+        <w:rPr>
+          <w:rFonts w:hint="eastAsia"/>
+        </w:rPr>
+        <w:lastRenderedPageBreak/>
+        <w:t xml:space="preserve">Appendix II </w:t>
+      </w:r>
+      <w:r>
+        <w:t>–</w:t>
+      </w:r>
+      <w:r>
+        <w:rPr>
+          <w:rFonts w:hint="eastAsia"/>
+        </w:rPr>
+        <w:t xml:space="preserve"> Tableau Full Dashboard View</w:t>
+      </w:r>
+      <w:bookmarkEnd w:id="13"/>
     </w:p>
     <w:p>
       <w:pPr>
-        <w:jc w:val="both"/>
-      </w:pPr>
-    </w:p>
-    <w:p>
-      <w:pPr>
-        <w:rPr>
-          <w:b/>
-          <w:bCs/>
-        </w:rPr>
-      </w:pPr>
-    </w:p>
-    <w:p>
-      <w:pPr>
-        <w:rPr>
-          <w:b/>
-          <w:bCs/>
-        </w:rPr>
-      </w:pPr>
-    </w:p>
-    <w:p>
-      <w:pPr>
-        <w:rPr>
-          <w:b/>
-          <w:bCs/>
-          <w:noProof/>
-        </w:rPr>
-      </w:pPr>
-      <w:r>
-        <w:rPr>
-          <w:b/>
-          <w:bCs/>
-          <w:noProof/>
-        </w:rPr>
-        <w:br w:type="page"/>
-      </w:r>
-    </w:p>
-    <w:p>
-      <w:pPr>
         <w:pStyle w:val="Heading2"/>
       </w:pPr>
-      <w:bookmarkStart w:id="7" w:name="_Toc200082360"/>
-      <w:r>
-        <w:lastRenderedPageBreak/>
-        <w:t>Page 3 – Churn Drivers &amp; Retention</w:t>
-      </w:r>
-      <w:bookmarkEnd w:id="7"/>
-    </w:p>
-    <w:p>
-      <w:r>
-        <w:t>Churn rate is highest for customers with monthly charges between $71–$90 and tenure under 12 months, highlighting the need to review pricing and early-stage user experience.</w:t>
-      </w:r>
+      <w:bookmarkStart w:id="14" w:name="_Toc202956330"/>
+      <w:r>
+        <w:t>Page 1 – Overview</w:t>
+      </w:r>
+      <w:bookmarkEnd w:id="14"/>
     </w:p>
     <w:tbl>
       <w:tblPr>
         <w:tblStyle w:val="TableGrid"/>
         <w:tblW w:w="0" w:type="auto"/>
+        <w:tblBorders>
+          <w:top w:val="none" w:sz="0" w:space="0" w:color="auto"/>
+          <w:left w:val="none" w:sz="0" w:space="0" w:color="auto"/>
+          <w:bottom w:val="none" w:sz="0" w:space="0" w:color="auto"/>
+          <w:right w:val="none" w:sz="0" w:space="0" w:color="auto"/>
+          <w:insideH w:val="none" w:sz="0" w:space="0" w:color="auto"/>
+          <w:insideV w:val="none" w:sz="0" w:space="0" w:color="auto"/>
+        </w:tblBorders>
         <w:tblLook w:val="04A0" w:firstRow="1" w:lastRow="0" w:firstColumn="1" w:lastColumn="0" w:noHBand="0" w:noVBand="1"/>
       </w:tblPr>
       <w:tblGrid>
-        <w:gridCol w:w="7324"/>
-        <w:gridCol w:w="5626"/>
+        <w:gridCol w:w="8831"/>
+        <w:gridCol w:w="4129"/>
       </w:tblGrid>
       <w:tr>
         <w:tc>
           <w:tcPr>
-            <w:tcW w:w="6819" w:type="dxa"/>
-            <w:shd w:val="clear" w:color="auto" w:fill="D1D1D1" w:themeFill="background2" w:themeFillShade="E6"/>
-            <w:vAlign w:val="center"/>
+            <w:tcW w:w="8831" w:type="dxa"/>
           </w:tcPr>
           <w:p>
-            <w:pPr>
-              <w:jc w:val="center"/>
-              <w:rPr>
-                <w:b/>
-                <w:bCs/>
-                <w:sz w:val="28"/>
-                <w:szCs w:val="28"/>
-              </w:rPr>
-            </w:pPr>
-            <w:r>
-              <w:rPr>
-                <w:rFonts w:hint="eastAsia"/>
-                <w:b/>
-                <w:bCs/>
-                <w:sz w:val="28"/>
-                <w:szCs w:val="28"/>
-              </w:rPr>
-              <w:t>Power BI</w:t>
-            </w:r>
-          </w:p>
-        </w:tc>
-        <w:tc>
-          <w:tcPr>
-            <w:tcW w:w="6131" w:type="dxa"/>
-            <w:shd w:val="clear" w:color="auto" w:fill="D1D1D1" w:themeFill="background2" w:themeFillShade="E6"/>
-          </w:tcPr>
-          <w:p>
-            <w:pPr>
-              <w:jc w:val="center"/>
-              <w:rPr>
-                <w:b/>
-                <w:bCs/>
-                <w:sz w:val="28"/>
-                <w:szCs w:val="28"/>
-              </w:rPr>
-            </w:pPr>
-            <w:r>
-              <w:rPr>
-                <w:rFonts w:hint="eastAsia"/>
-                <w:b/>
-                <w:bCs/>
-                <w:sz w:val="28"/>
-                <w:szCs w:val="28"/>
-              </w:rPr>
-              <w:t>Tableau</w:t>
-            </w:r>
-          </w:p>
-        </w:tc>
-      </w:tr>
-      <w:tr>
-        <w:tc>
-          <w:tcPr>
-            <w:tcW w:w="6819" w:type="dxa"/>
-            <w:vAlign w:val="center"/>
-          </w:tcPr>
-          <w:p>
             <w:r>
               <w:rPr>
                 <w:noProof/>
               </w:rPr>
               <w:drawing>
-                <wp:inline distT="0" distB="0" distL="0" distR="0" wp14:anchorId="1AD7D3B2" wp14:editId="03706A22">
-                  <wp:extent cx="4511040" cy="2541984"/>
-                  <wp:effectExtent l="0" t="0" r="3810" b="0"/>
-                  <wp:docPr id="66134468" name="Picture 1"/>
+                <wp:inline distT="0" distB="0" distL="0" distR="0" wp14:anchorId="01DD8B25" wp14:editId="7E0D6C20">
+                  <wp:extent cx="5470770" cy="5080000"/>
+                  <wp:effectExtent l="0" t="0" r="0" b="6350"/>
+                  <wp:docPr id="2141020863" name="Picture 7" descr="A screenshot of a data analysis&#10;&#10;AI-generated content may be incorrect."/>
                   <wp:cNvGraphicFramePr>
                     <a:graphicFrameLocks xmlns:a="http://schemas.openxmlformats.org/drawingml/2006/main" noChangeAspect="1"/>
                   </wp:cNvGraphicFramePr>
@@ -2249,63 +3373,13 @@
                     <a:graphicData uri="http://schemas.openxmlformats.org/drawingml/2006/picture">
                       <pic:pic xmlns:pic="http://schemas.openxmlformats.org/drawingml/2006/picture">
                         <pic:nvPicPr>
-                          <pic:cNvPr id="66134468" name=""/>
-                          <pic:cNvPicPr/>
-                        </pic:nvPicPr>
-                        <pic:blipFill>
-                          <a:blip r:embed="rId16"/>
-                          <a:stretch>
-                            <a:fillRect/>
-                          </a:stretch>
-                        </pic:blipFill>
-                        <pic:spPr>
-                          <a:xfrm>
-                            <a:off x="0" y="0"/>
-                            <a:ext cx="4535683" cy="2555870"/>
-                          </a:xfrm>
-                          <a:prstGeom prst="rect">
-                            <a:avLst/>
-                          </a:prstGeom>
-                        </pic:spPr>
-                      </pic:pic>
-                    </a:graphicData>
-                  </a:graphic>
-                </wp:inline>
-              </w:drawing>
-            </w:r>
-          </w:p>
-        </w:tc>
-        <w:tc>
-          <w:tcPr>
-            <w:tcW w:w="6131" w:type="dxa"/>
-          </w:tcPr>
-          <w:p>
-            <w:pPr>
-              <w:jc w:val="both"/>
-            </w:pPr>
-            <w:r>
-              <w:rPr>
-                <w:noProof/>
-              </w:rPr>
-              <w:drawing>
-                <wp:inline distT="0" distB="0" distL="0" distR="0" wp14:anchorId="1E28517F" wp14:editId="17C18EB6">
-                  <wp:extent cx="3436535" cy="3175635"/>
-                  <wp:effectExtent l="0" t="0" r="0" b="5715"/>
-                  <wp:docPr id="90475705" name="Picture 6"/>
-                  <wp:cNvGraphicFramePr>
-                    <a:graphicFrameLocks xmlns:a="http://schemas.openxmlformats.org/drawingml/2006/main" noChangeAspect="1"/>
-                  </wp:cNvGraphicFramePr>
-                  <a:graphic xmlns:a="http://schemas.openxmlformats.org/drawingml/2006/main">
-                    <a:graphicData uri="http://schemas.openxmlformats.org/drawingml/2006/picture">
-                      <pic:pic xmlns:pic="http://schemas.openxmlformats.org/drawingml/2006/picture">
-                        <pic:nvPicPr>
-                          <pic:cNvPr id="0" name="Picture 4"/>
+                          <pic:cNvPr id="2141020863" name="Picture 7" descr="A screenshot of a data analysis&#10;&#10;AI-generated content may be incorrect."/>
                           <pic:cNvPicPr>
                             <a:picLocks noChangeAspect="1" noChangeArrowheads="1"/>
                           </pic:cNvPicPr>
                         </pic:nvPicPr>
                         <pic:blipFill>
-                          <a:blip r:embed="rId17" cstate="print">
+                          <a:blip r:embed="rId21">
                             <a:extLst>
                               <a:ext uri="{28A0092B-C50C-407E-A947-70E740481C1C}">
                                 <a14:useLocalDpi xmlns:a14="http://schemas.microsoft.com/office/drawing/2010/main" val="0"/>
@@ -2320,7 +3394,7 @@
                         <pic:spPr bwMode="auto">
                           <a:xfrm>
                             <a:off x="0" y="0"/>
-                            <a:ext cx="3448228" cy="3186440"/>
+                            <a:ext cx="5470770" cy="5080000"/>
                           </a:xfrm>
                           <a:prstGeom prst="rect">
                             <a:avLst/>
@@ -2337,19 +3411,227 @@
               </w:drawing>
             </w:r>
           </w:p>
-          <w:p>
-            <w:pPr>
-              <w:jc w:val="both"/>
-            </w:pPr>
-          </w:p>
+        </w:tc>
+        <w:tc>
+          <w:tcPr>
+            <w:tcW w:w="4129" w:type="dxa"/>
+            <w:vAlign w:val="center"/>
+          </w:tcPr>
+          <w:tbl>
+            <w:tblPr>
+              <w:tblStyle w:val="TableGrid"/>
+              <w:tblW w:w="3893" w:type="dxa"/>
+              <w:tblLook w:val="04A0" w:firstRow="1" w:lastRow="0" w:firstColumn="1" w:lastColumn="0" w:noHBand="0" w:noVBand="1"/>
+            </w:tblPr>
+            <w:tblGrid>
+              <w:gridCol w:w="3893"/>
+            </w:tblGrid>
+            <w:tr>
+              <w:tc>
+                <w:tcPr>
+                  <w:tcW w:w="3893" w:type="dxa"/>
+                  <w:shd w:val="clear" w:color="auto" w:fill="E8E8E8" w:themeFill="background2"/>
+                </w:tcPr>
+                <w:p>
+                  <w:pPr>
+                    <w:rPr>
+                      <w:b/>
+                      <w:bCs/>
+                    </w:rPr>
+                  </w:pPr>
+                  <w:r>
+                    <w:rPr>
+                      <w:rFonts w:hint="eastAsia"/>
+                      <w:b/>
+                      <w:bCs/>
+                    </w:rPr>
+                    <w:t>Churn Overview</w:t>
+                  </w:r>
+                </w:p>
+                <w:p>
+                  <w:r>
+                    <w:rPr>
+                      <w:rFonts w:hint="eastAsia"/>
+                    </w:rPr>
+                    <w:t>---------------------------------------------</w:t>
+                  </w:r>
+                </w:p>
+                <w:p>
+                  <w:r>
+                    <w:t>Customers with month-to-month contracts and paying via electronic check show the highest churn rate, indicating lower commitment and potential dissatisfaction with service terms.</w:t>
+                  </w:r>
+                </w:p>
+                <w:p/>
+              </w:tc>
+            </w:tr>
+          </w:tbl>
+          <w:p/>
         </w:tc>
       </w:tr>
     </w:tbl>
     <w:p>
       <w:pPr>
+        <w:pStyle w:val="Heading2"/>
+      </w:pPr>
+      <w:bookmarkStart w:id="15" w:name="_Toc202956331"/>
+      <w:r>
+        <w:lastRenderedPageBreak/>
+        <w:t>Page 2 – Customer Profile &amp; Service</w:t>
+      </w:r>
+      <w:bookmarkEnd w:id="15"/>
+    </w:p>
+    <w:tbl>
+      <w:tblPr>
+        <w:tblStyle w:val="TableGrid"/>
+        <w:tblW w:w="0" w:type="auto"/>
+        <w:tblBorders>
+          <w:top w:val="none" w:sz="0" w:space="0" w:color="auto"/>
+          <w:left w:val="none" w:sz="0" w:space="0" w:color="auto"/>
+          <w:bottom w:val="none" w:sz="0" w:space="0" w:color="auto"/>
+          <w:right w:val="none" w:sz="0" w:space="0" w:color="auto"/>
+          <w:insideH w:val="none" w:sz="0" w:space="0" w:color="auto"/>
+          <w:insideV w:val="none" w:sz="0" w:space="0" w:color="auto"/>
+        </w:tblBorders>
+        <w:tblLook w:val="04A0" w:firstRow="1" w:lastRow="0" w:firstColumn="1" w:lastColumn="0" w:noHBand="0" w:noVBand="1"/>
+      </w:tblPr>
+      <w:tblGrid>
+        <w:gridCol w:w="8804"/>
+        <w:gridCol w:w="4156"/>
+      </w:tblGrid>
+      <w:tr>
+        <w:tc>
+          <w:tcPr>
+            <w:tcW w:w="6475" w:type="dxa"/>
+          </w:tcPr>
+          <w:p>
+            <w:r>
+              <w:rPr>
+                <w:noProof/>
+              </w:rPr>
+              <w:drawing>
+                <wp:inline distT="0" distB="0" distL="0" distR="0" wp14:anchorId="51C89F8C" wp14:editId="2DA327B6">
+                  <wp:extent cx="5453743" cy="5025303"/>
+                  <wp:effectExtent l="0" t="0" r="0" b="4445"/>
+                  <wp:docPr id="1531524482" name="Picture 8" descr="A screenshot of a graph&#10;&#10;AI-generated content may be incorrect."/>
+                  <wp:cNvGraphicFramePr>
+                    <a:graphicFrameLocks xmlns:a="http://schemas.openxmlformats.org/drawingml/2006/main" noChangeAspect="1"/>
+                  </wp:cNvGraphicFramePr>
+                  <a:graphic xmlns:a="http://schemas.openxmlformats.org/drawingml/2006/main">
+                    <a:graphicData uri="http://schemas.openxmlformats.org/drawingml/2006/picture">
+                      <pic:pic xmlns:pic="http://schemas.openxmlformats.org/drawingml/2006/picture">
+                        <pic:nvPicPr>
+                          <pic:cNvPr id="1531524482" name="Picture 8" descr="A screenshot of a graph&#10;&#10;AI-generated content may be incorrect."/>
+                          <pic:cNvPicPr>
+                            <a:picLocks noChangeAspect="1" noChangeArrowheads="1"/>
+                          </pic:cNvPicPr>
+                        </pic:nvPicPr>
+                        <pic:blipFill>
+                          <a:blip r:embed="rId22">
+                            <a:extLst>
+                              <a:ext uri="{28A0092B-C50C-407E-A947-70E740481C1C}">
+                                <a14:useLocalDpi xmlns:a14="http://schemas.microsoft.com/office/drawing/2010/main" val="0"/>
+                              </a:ext>
+                            </a:extLst>
+                          </a:blip>
+                          <a:srcRect/>
+                          <a:stretch>
+                            <a:fillRect/>
+                          </a:stretch>
+                        </pic:blipFill>
+                        <pic:spPr bwMode="auto">
+                          <a:xfrm>
+                            <a:off x="0" y="0"/>
+                            <a:ext cx="5468690" cy="5039076"/>
+                          </a:xfrm>
+                          <a:prstGeom prst="rect">
+                            <a:avLst/>
+                          </a:prstGeom>
+                          <a:noFill/>
+                          <a:ln>
+                            <a:noFill/>
+                          </a:ln>
+                        </pic:spPr>
+                      </pic:pic>
+                    </a:graphicData>
+                  </a:graphic>
+                </wp:inline>
+              </w:drawing>
+            </w:r>
+          </w:p>
+        </w:tc>
+        <w:tc>
+          <w:tcPr>
+            <w:tcW w:w="6475" w:type="dxa"/>
+            <w:vAlign w:val="center"/>
+          </w:tcPr>
+          <w:tbl>
+            <w:tblPr>
+              <w:tblStyle w:val="TableGrid"/>
+              <w:tblW w:w="0" w:type="auto"/>
+              <w:tblLook w:val="04A0" w:firstRow="1" w:lastRow="0" w:firstColumn="1" w:lastColumn="0" w:noHBand="0" w:noVBand="1"/>
+            </w:tblPr>
+            <w:tblGrid>
+              <w:gridCol w:w="3920"/>
+            </w:tblGrid>
+            <w:tr>
+              <w:tc>
+                <w:tcPr>
+                  <w:tcW w:w="3920" w:type="dxa"/>
+                  <w:shd w:val="clear" w:color="auto" w:fill="E8E8E8" w:themeFill="background2"/>
+                </w:tcPr>
+                <w:p>
+                  <w:pPr>
+                    <w:rPr>
+                      <w:b/>
+                      <w:bCs/>
+                    </w:rPr>
+                  </w:pPr>
+                  <w:r>
+                    <w:rPr>
+                      <w:b/>
+                      <w:bCs/>
+                    </w:rPr>
+                    <w:t>High Churn Customer Profile</w:t>
+                  </w:r>
+                </w:p>
+                <w:p>
+                  <w:r>
+                    <w:rPr>
+                      <w:rFonts w:hint="eastAsia"/>
+                    </w:rPr>
+                    <w:t>---------------------------------------------</w:t>
+                  </w:r>
+                </w:p>
+                <w:p>
+                  <w:r>
+                    <w:t>Customers with</w:t>
+                  </w:r>
+                  <w:r>
+                    <w:rPr>
+                      <w:rFonts w:hint="eastAsia"/>
+                    </w:rPr>
+                    <w:t>out</w:t>
+                  </w:r>
+                  <w:r>
+                    <w:t xml:space="preserve"> dependents, those using fiber optic and those without tech add-on services (e.g., online security, backup) are more likely to churn, suggesting targeted retention opportunities.</w:t>
+                  </w:r>
+                </w:p>
+                <w:p/>
+              </w:tc>
+            </w:tr>
+          </w:tbl>
+          <w:p/>
+        </w:tc>
+      </w:tr>
+    </w:tbl>
+    <w:p/>
+    <w:p>
+      <w:pPr>
         <w:rPr>
-          <w:b/>
-          <w:bCs/>
+          <w:rFonts w:asciiTheme="majorHAnsi" w:eastAsiaTheme="majorEastAsia" w:hAnsiTheme="majorHAnsi" w:cstheme="majorBidi"/>
+          <w:color w:val="0F4761" w:themeColor="accent1" w:themeShade="BF"/>
+          <w:sz w:val="32"/>
+          <w:szCs w:val="32"/>
         </w:rPr>
       </w:pPr>
     </w:p>
@@ -2357,129 +3639,318 @@
       <w:pPr>
         <w:pStyle w:val="Heading2"/>
       </w:pPr>
-      <w:bookmarkStart w:id="8" w:name="_Toc200082361"/>
+      <w:bookmarkStart w:id="16" w:name="_Toc202956332"/>
+      <w:r>
+        <w:lastRenderedPageBreak/>
+        <w:t xml:space="preserve">Page 3 – Churn </w:t>
+      </w:r>
       <w:r>
         <w:rPr>
           <w:rFonts w:hint="eastAsia"/>
         </w:rPr>
-        <w:t>Retention Insight</w:t>
-      </w:r>
-      <w:r>
+        <w:t>Factors</w:t>
+      </w:r>
+      <w:r>
+        <w:t xml:space="preserve"> &amp; Retention</w:t>
+      </w:r>
+      <w:bookmarkEnd w:id="16"/>
+    </w:p>
+    <w:tbl>
+      <w:tblPr>
+        <w:tblStyle w:val="TableGrid"/>
+        <w:tblW w:w="0" w:type="auto"/>
+        <w:tblBorders>
+          <w:top w:val="none" w:sz="0" w:space="0" w:color="auto"/>
+          <w:left w:val="none" w:sz="0" w:space="0" w:color="auto"/>
+          <w:bottom w:val="none" w:sz="0" w:space="0" w:color="auto"/>
+          <w:right w:val="none" w:sz="0" w:space="0" w:color="auto"/>
+          <w:insideH w:val="none" w:sz="0" w:space="0" w:color="auto"/>
+          <w:insideV w:val="none" w:sz="0" w:space="0" w:color="auto"/>
+        </w:tblBorders>
+        <w:tblLook w:val="04A0" w:firstRow="1" w:lastRow="0" w:firstColumn="1" w:lastColumn="0" w:noHBand="0" w:noVBand="1"/>
+      </w:tblPr>
+      <w:tblGrid>
+        <w:gridCol w:w="8646"/>
+        <w:gridCol w:w="4314"/>
+      </w:tblGrid>
+      <w:tr>
+        <w:tc>
+          <w:tcPr>
+            <w:tcW w:w="6475" w:type="dxa"/>
+          </w:tcPr>
+          <w:p>
+            <w:r>
+              <w:rPr>
+                <w:noProof/>
+              </w:rPr>
+              <mc:AlternateContent>
+                <mc:Choice Requires="wps">
+                  <w:drawing>
+                    <wp:anchor distT="0" distB="0" distL="114300" distR="114300" simplePos="0" relativeHeight="251663360" behindDoc="0" locked="0" layoutInCell="1" allowOverlap="1" wp14:anchorId="03FEE8A5" wp14:editId="2471533A">
+                      <wp:simplePos x="0" y="0"/>
+                      <wp:positionH relativeFrom="column">
+                        <wp:posOffset>3114235</wp:posOffset>
+                      </wp:positionH>
+                      <wp:positionV relativeFrom="paragraph">
+                        <wp:posOffset>125242</wp:posOffset>
+                      </wp:positionV>
+                      <wp:extent cx="2391508" cy="861646"/>
+                      <wp:effectExtent l="0" t="0" r="27940" b="34290"/>
+                      <wp:wrapNone/>
+                      <wp:docPr id="1498546795" name="Straight Connector 10"/>
+                      <wp:cNvGraphicFramePr/>
+                      <a:graphic xmlns:a="http://schemas.openxmlformats.org/drawingml/2006/main">
+                        <a:graphicData uri="http://schemas.microsoft.com/office/word/2010/wordprocessingShape">
+                          <wps:wsp>
+                            <wps:cNvCnPr/>
+                            <wps:spPr>
+                              <a:xfrm flipV="1">
+                                <a:off x="0" y="0"/>
+                                <a:ext cx="2391508" cy="861646"/>
+                              </a:xfrm>
+                              <a:prstGeom prst="line">
+                                <a:avLst/>
+                              </a:prstGeom>
+                            </wps:spPr>
+                            <wps:style>
+                              <a:lnRef idx="1">
+                                <a:schemeClr val="dk1"/>
+                              </a:lnRef>
+                              <a:fillRef idx="0">
+                                <a:schemeClr val="dk1"/>
+                              </a:fillRef>
+                              <a:effectRef idx="0">
+                                <a:schemeClr val="dk1"/>
+                              </a:effectRef>
+                              <a:fontRef idx="minor">
+                                <a:schemeClr val="tx1"/>
+                              </a:fontRef>
+                            </wps:style>
+                            <wps:bodyPr/>
+                          </wps:wsp>
+                        </a:graphicData>
+                      </a:graphic>
+                    </wp:anchor>
+                  </w:drawing>
+                </mc:Choice>
+                <mc:Fallback xmlns:w16sdtfl="http://schemas.microsoft.com/office/word/2024/wordml/sdtformatlock" xmlns:w16sdtdh="http://schemas.microsoft.com/office/word/2020/wordml/sdtdatahash" xmlns:w16du="http://schemas.microsoft.com/office/word/2023/wordml/word16du" xmlns:w16="http://schemas.microsoft.com/office/word/2018/wordml" xmlns:w16cex="http://schemas.microsoft.com/office/word/2018/wordml/cex" xmlns:oel="http://schemas.microsoft.com/office/2019/extlst">
+                  <w:pict>
+                    <v:line w14:anchorId="2B90E4E8" id="Straight Connector 10" o:spid="_x0000_s1026" style="position:absolute;flip:y;z-index:251663360;visibility:visible;mso-wrap-style:square;mso-wrap-distance-left:9pt;mso-wrap-distance-top:0;mso-wrap-distance-right:9pt;mso-wrap-distance-bottom:0;mso-position-horizontal:absolute;mso-position-horizontal-relative:text;mso-position-vertical:absolute;mso-position-vertical-relative:text" from="245.2pt,9.85pt" to="433.5pt,77.7pt" o:gfxdata="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" strokecolor="black [3200]" strokeweight=".5pt">
+                      <v:stroke joinstyle="miter"/>
+                    </v:line>
+                  </w:pict>
+                </mc:Fallback>
+              </mc:AlternateContent>
+            </w:r>
+            <w:r>
+              <w:rPr>
+                <w:noProof/>
+              </w:rPr>
+              <w:drawing>
+                <wp:inline distT="0" distB="0" distL="0" distR="0" wp14:anchorId="17663ECB" wp14:editId="04CA5031">
+                  <wp:extent cx="5346700" cy="3878864"/>
+                  <wp:effectExtent l="0" t="0" r="6350" b="7620"/>
+                  <wp:docPr id="1885374310" name="Picture 1"/>
+                  <wp:cNvGraphicFramePr>
+                    <a:graphicFrameLocks xmlns:a="http://schemas.openxmlformats.org/drawingml/2006/main" noChangeAspect="1"/>
+                  </wp:cNvGraphicFramePr>
+                  <a:graphic xmlns:a="http://schemas.openxmlformats.org/drawingml/2006/main">
+                    <a:graphicData uri="http://schemas.openxmlformats.org/drawingml/2006/picture">
+                      <pic:pic xmlns:pic="http://schemas.openxmlformats.org/drawingml/2006/picture">
+                        <pic:nvPicPr>
+                          <pic:cNvPr id="1885374310" name=""/>
+                          <pic:cNvPicPr/>
+                        </pic:nvPicPr>
+                        <pic:blipFill>
+                          <a:blip r:embed="rId23"/>
+                          <a:stretch>
+                            <a:fillRect/>
+                          </a:stretch>
+                        </pic:blipFill>
+                        <pic:spPr>
+                          <a:xfrm>
+                            <a:off x="0" y="0"/>
+                            <a:ext cx="5346700" cy="3878864"/>
+                          </a:xfrm>
+                          <a:prstGeom prst="rect">
+                            <a:avLst/>
+                          </a:prstGeom>
+                        </pic:spPr>
+                      </pic:pic>
+                    </a:graphicData>
+                  </a:graphic>
+                </wp:inline>
+              </w:drawing>
+            </w:r>
+          </w:p>
+        </w:tc>
+        <w:tc>
+          <w:tcPr>
+            <w:tcW w:w="6475" w:type="dxa"/>
+          </w:tcPr>
+          <w:tbl>
+            <w:tblPr>
+              <w:tblStyle w:val="TableGrid"/>
+              <w:tblW w:w="0" w:type="auto"/>
+              <w:shd w:val="clear" w:color="auto" w:fill="E8E8E8" w:themeFill="background2"/>
+              <w:tblLook w:val="04A0" w:firstRow="1" w:lastRow="0" w:firstColumn="1" w:lastColumn="0" w:noHBand="0" w:noVBand="1"/>
+            </w:tblPr>
+            <w:tblGrid>
+              <w:gridCol w:w="4078"/>
+            </w:tblGrid>
+            <w:tr>
+              <w:tc>
+                <w:tcPr>
+                  <w:tcW w:w="4078" w:type="dxa"/>
+                  <w:shd w:val="clear" w:color="auto" w:fill="E8E8E8" w:themeFill="background2"/>
+                </w:tcPr>
+                <w:p>
+                  <w:pPr>
+                    <w:rPr>
+                      <w:b/>
+                      <w:bCs/>
+                    </w:rPr>
+                  </w:pPr>
+                  <w:r>
+                    <w:rPr>
+                      <w:rFonts w:hint="eastAsia"/>
+                      <w:b/>
+                      <w:bCs/>
+                    </w:rPr>
+                    <w:t>Retention Insight</w:t>
+                  </w:r>
+                </w:p>
+                <w:p>
+                  <w:r>
+                    <w:rPr>
+                      <w:rFonts w:hint="eastAsia"/>
+                    </w:rPr>
+                    <w:t>-----------------------------------------------</w:t>
+                  </w:r>
+                </w:p>
+                <w:p>
+                  <w:r>
+                    <w:t xml:space="preserve">In the </w:t>
+                  </w:r>
+                  <w:r>
+                    <w:rPr>
+                      <w:b/>
+                      <w:bCs/>
+                    </w:rPr>
+                    <w:t>0–12 months</w:t>
+                  </w:r>
+                  <w:r>
+                    <w:t xml:space="preserve"> tenure group, customers paying </w:t>
+                  </w:r>
+                  <w:r>
+                    <w:rPr>
+                      <w:b/>
+                      <w:bCs/>
+                    </w:rPr>
+                    <w:t>$71–90 per month</w:t>
+                  </w:r>
+                  <w:r>
+                    <w:t xml:space="preserve"> show a </w:t>
+                  </w:r>
+                  <w:r>
+                    <w:rPr>
+                      <w:b/>
+                      <w:bCs/>
+                    </w:rPr>
+                    <w:t>remarkably high churn volume</w:t>
+                  </w:r>
+                  <w:r>
+                    <w:t xml:space="preserve">. This suggests that </w:t>
+                  </w:r>
+                  <w:r>
+                    <w:rPr>
+                      <w:b/>
+                      <w:bCs/>
+                    </w:rPr>
+                    <w:t>new customers in this price range have higher expectations</w:t>
+                  </w:r>
+                  <w:r>
+                    <w:t xml:space="preserve"> or are more sensitive to perceived value, e.g. </w:t>
+                  </w:r>
+                  <w:r>
+                    <w:rPr>
+                      <w:b/>
+                      <w:bCs/>
+                    </w:rPr>
+                    <w:t>internet service</w:t>
+                  </w:r>
+                  <w:r>
+                    <w:t xml:space="preserve">, </w:t>
+                  </w:r>
+                  <w:r>
+                    <w:rPr>
+                      <w:b/>
+                      <w:bCs/>
+                    </w:rPr>
+                    <w:t>tech support,</w:t>
+                  </w:r>
+                  <w:r>
+                    <w:t xml:space="preserve"> </w:t>
+                  </w:r>
+                  <w:r>
+                    <w:rPr>
+                      <w:b/>
+                      <w:bCs/>
+                    </w:rPr>
+                    <w:t>online security and backup</w:t>
+                  </w:r>
+                  <w:r>
+                    <w:t xml:space="preserve">, and </w:t>
+                  </w:r>
+                  <w:r>
+                    <w:rPr>
+                      <w:b/>
+                      <w:bCs/>
+                    </w:rPr>
+                    <w:t>streaming</w:t>
+                  </w:r>
+                  <w:r>
+                    <w:t>. The early-stage dissatisfaction likely drives rapid disengagement.</w:t>
+                  </w:r>
+                </w:p>
+                <w:p/>
+                <w:p>
+                  <w:r>
+                    <w:rPr>
+                      <w:b/>
+                      <w:bCs/>
+                    </w:rPr>
+                    <w:t>Recommendation:</w:t>
+                  </w:r>
+                  <w:r>
+                    <w:t xml:space="preserve"> Prioritize targeted retention strategies for this high-risk group, including onboarding guidance, early check-ins, satisfaction surveys, and short-term loyalty incentives</w:t>
+                  </w:r>
+                  <w:r>
+                    <w:t>.</w:t>
+                  </w:r>
+                </w:p>
+                <w:p/>
+              </w:tc>
+            </w:tr>
+          </w:tbl>
+          <w:p/>
+        </w:tc>
+      </w:tr>
+    </w:tbl>
+    <w:p>
+      <w:pPr>
         <w:rPr>
-          <w:rFonts w:hint="eastAsia"/>
+          <w:rFonts w:asciiTheme="majorHAnsi" w:eastAsiaTheme="majorEastAsia" w:hAnsiTheme="majorHAnsi" w:cstheme="majorBidi"/>
+          <w:color w:val="0F4761" w:themeColor="accent1" w:themeShade="BF"/>
+          <w:sz w:val="32"/>
+          <w:szCs w:val="32"/>
         </w:rPr>
-        <w:t xml:space="preserve"> for the IBM Churn Dataset</w:t>
-      </w:r>
-      <w:bookmarkEnd w:id="8"/>
-    </w:p>
-    <w:p>
-      <w:pPr>
-        <w:jc w:val="both"/>
-      </w:pPr>
-      <w:r>
-        <w:t xml:space="preserve">In the </w:t>
-      </w:r>
-      <w:r>
-        <w:rPr>
-          <w:b/>
-          <w:bCs/>
-        </w:rPr>
-        <w:t>0–12 months</w:t>
-      </w:r>
-      <w:r>
-        <w:t xml:space="preserve"> tenure group, customers paying </w:t>
-      </w:r>
-      <w:r>
-        <w:rPr>
-          <w:b/>
-          <w:bCs/>
-        </w:rPr>
-        <w:t>$71–90 per month</w:t>
-      </w:r>
-      <w:r>
-        <w:t xml:space="preserve"> show a </w:t>
-      </w:r>
-      <w:r>
-        <w:rPr>
-          <w:b/>
-          <w:bCs/>
-        </w:rPr>
-        <w:t>remarkably high churn volume</w:t>
-      </w:r>
-      <w:r>
-        <w:t xml:space="preserve">. This suggests that </w:t>
-      </w:r>
-      <w:r>
-        <w:rPr>
-          <w:b/>
-          <w:bCs/>
-        </w:rPr>
-        <w:t>new customers in this price range have higher expectations</w:t>
-      </w:r>
-      <w:r>
-        <w:t xml:space="preserve"> or are more sensitive to perceived value, e.g. </w:t>
-      </w:r>
-      <w:r>
-        <w:rPr>
-          <w:b/>
-          <w:bCs/>
-        </w:rPr>
-        <w:t>internet service</w:t>
-      </w:r>
-      <w:r>
-        <w:t xml:space="preserve">, </w:t>
-      </w:r>
-      <w:r>
-        <w:rPr>
-          <w:b/>
-          <w:bCs/>
-        </w:rPr>
-        <w:t>tech support,</w:t>
-      </w:r>
-      <w:r>
-        <w:t xml:space="preserve"> </w:t>
-      </w:r>
-      <w:r>
-        <w:rPr>
-          <w:b/>
-          <w:bCs/>
-        </w:rPr>
-        <w:t>online security and backup</w:t>
-      </w:r>
-      <w:r>
-        <w:t xml:space="preserve">, and </w:t>
-      </w:r>
-      <w:r>
-        <w:rPr>
-          <w:b/>
-          <w:bCs/>
-        </w:rPr>
-        <w:t>streaming</w:t>
-      </w:r>
-      <w:r>
-        <w:t>. The early-stage dissatisfaction likely drives rapid disengagement.</w:t>
-      </w:r>
-    </w:p>
-    <w:p>
-      <w:pPr>
-        <w:jc w:val="both"/>
-      </w:pPr>
-      <w:r>
-        <w:rPr>
-          <w:b/>
-          <w:bCs/>
-        </w:rPr>
-        <w:t>Recommendation:</w:t>
-      </w:r>
-      <w:r>
-        <w:t xml:space="preserve"> Prioritize targeted retention strategies for this high-risk group, including onboarding guidance, early check-ins, satisfaction surveys, and short-term loyalty incentives.</w:t>
-      </w:r>
+      </w:pPr>
     </w:p>
     <w:sectPr>
       <w:pgSz w:w="15840" w:h="12240" w:orient="landscape"/>
-      <w:pgMar w:top="630" w:right="1440" w:bottom="1260" w:left="1440" w:header="720" w:footer="720" w:gutter="0"/>
+      <w:pgMar w:top="1440" w:right="1440" w:bottom="1440" w:left="1440" w:header="720" w:footer="720" w:gutter="0"/>
       <w:cols w:space="720"/>
-      <w:titlePg/>
       <w:docGrid w:linePitch="360"/>
     </w:sectPr>
   </w:body>
@@ -2487,7 +3958,7 @@
 </file>
 
 <file path=word/endnotes.xml><?xml version="1.0" encoding="utf-8"?>
-<w:endnotes xmlns:wpc="http://schemas.microsoft.com/office/word/2010/wordprocessingCanvas" xmlns:cx="http://schemas.microsoft.com/office/drawing/2014/chartex" xmlns:cx1="http://schemas.microsoft.com/office/drawing/2015/9/8/chartex" xmlns:cx2="http://schemas.microsoft.com/office/drawing/2015/10/21/chartex" xmlns:cx3="http://schemas.microsoft.com/office/drawing/2016/5/9/chartex" xmlns:cx4="http://schemas.microsoft.com/office/drawing/2016/5/10/chartex" xmlns:cx5="http://schemas.microsoft.com/office/drawing/2016/5/11/chartex" xmlns:cx6="http://schemas.microsoft.com/office/drawing/2016/5/12/chartex" xmlns:cx7="http://schemas.microsoft.com/office/drawing/2016/5/13/chartex" xmlns:cx8="http://schemas.microsoft.com/office/drawing/2016/5/14/chartex" xmlns:mc="http://schemas.openxmlformats.org/markup-compatibility/2006" xmlns:aink="http://schemas.microsoft.com/office/drawing/2016/ink" xmlns:am3d="http://schemas.microsoft.com/office/drawing/2017/model3d" xmlns:o="urn:schemas-microsoft-com:office:office" xmlns:oel="http://schemas.microsoft.com/office/2019/extlst" xmlns:r="http://schemas.openxmlformats.org/officeDocument/2006/relationships" xmlns:m="http://schemas.openxmlformats.org/officeDocument/2006/math" xmlns:v="urn:schemas-microsoft-com:vml" xmlns:wp14="http://schemas.microsoft.com/office/word/2010/wordprocessingDrawing" xmlns:wp="http://schemas.openxmlformats.org/drawingml/2006/wordprocessingDrawing" xmlns:w10="urn:schemas-microsoft-com:office:word" xmlns:w="http://schemas.openxmlformats.org/wordprocessingml/2006/main" xmlns:w14="http://schemas.microsoft.com/office/word/2010/wordml" xmlns:w15="http://schemas.microsoft.com/office/word/2012/wordml" xmlns:w16cex="http://schemas.microsoft.com/office/word/2018/wordml/cex" xmlns:w16cid="http://schemas.microsoft.com/office/word/2016/wordml/cid" xmlns:w16="http://schemas.microsoft.com/office/word/2018/wordml" xmlns:w16du="http://schemas.microsoft.com/office/word/2023/wordml/word16du" xmlns:w16sdtdh="http://schemas.microsoft.com/office/word/2020/wordml/sdtdatahash" xmlns:w16sdtfl="http://schemas.microsoft.com/office/word/2024/wordml/sdtformatlock" xmlns:w16se="http://schemas.microsoft.com/office/word/2015/wordml/symex" xmlns:wpg="http://schemas.microsoft.com/office/word/2010/wordprocessingGroup" xmlns:wpi="http://schemas.microsoft.com/office/word/2010/wordprocessingInk" xmlns:wne="http://schemas.microsoft.com/office/word/2006/wordml" xmlns:wps="http://schemas.microsoft.com/office/word/2010/wordprocessingShape" mc:Ignorable="w14 w15 w16se w16cid w16 w16cex w16sdtdh w16sdtfl w16du wp14">
+<w:endnotes xmlns:wpc="http://schemas.microsoft.com/office/word/2010/wordprocessingCanvas" xmlns:cx="http://schemas.microsoft.com/office/drawing/2014/chartex" xmlns:cx1="http://schemas.microsoft.com/office/drawing/2015/9/8/chartex" xmlns:cx2="http://schemas.microsoft.com/office/drawing/2015/10/21/chartex" xmlns:cx3="http://schemas.microsoft.com/office/drawing/2016/5/9/chartex" xmlns:cx4="http://schemas.microsoft.com/office/drawing/2016/5/10/chartex" xmlns:cx5="http://schemas.microsoft.com/office/drawing/2016/5/11/chartex" xmlns:cx6="http://schemas.microsoft.com/office/drawing/2016/5/12/chartex" xmlns:cx7="http://schemas.microsoft.com/office/drawing/2016/5/13/chartex" xmlns:cx8="http://schemas.microsoft.com/office/drawing/2016/5/14/chartex" xmlns:mc="http://schemas.openxmlformats.org/markup-compatibility/2006" xmlns:aink="http://schemas.microsoft.com/office/drawing/2016/ink" xmlns:am3d="http://schemas.microsoft.com/office/drawing/2017/model3d" xmlns:o="urn:schemas-microsoft-com:office:office" xmlns:r="http://schemas.openxmlformats.org/officeDocument/2006/relationships" xmlns:m="http://schemas.openxmlformats.org/officeDocument/2006/math" xmlns:v="urn:schemas-microsoft-com:vml" xmlns:wp14="http://schemas.microsoft.com/office/word/2010/wordprocessingDrawing" xmlns:wp="http://schemas.openxmlformats.org/drawingml/2006/wordprocessingDrawing" xmlns:w10="urn:schemas-microsoft-com:office:word" xmlns:w="http://schemas.openxmlformats.org/wordprocessingml/2006/main" xmlns:w14="http://schemas.microsoft.com/office/word/2010/wordml" xmlns:w15="http://schemas.microsoft.com/office/word/2012/wordml" xmlns:w16cid="http://schemas.microsoft.com/office/word/2016/wordml/cid" xmlns:w16se="http://schemas.microsoft.com/office/word/2015/wordml/symex" xmlns:wpg="http://schemas.microsoft.com/office/word/2010/wordprocessingGroup" xmlns:wpi="http://schemas.microsoft.com/office/word/2010/wordprocessingInk" xmlns:wne="http://schemas.microsoft.com/office/word/2006/wordml" xmlns:wps="http://schemas.microsoft.com/office/word/2010/wordprocessingShape" mc:Ignorable="w14 w15 w16se w16cid wp14">
   <w:endnote w:type="separator" w:id="-1">
     <w:p>
       <w:pPr>
@@ -2512,7 +3983,7 @@
 </file>
 
 <file path=word/footer1.xml><?xml version="1.0" encoding="utf-8"?>
-<w:ftr xmlns:wpc="http://schemas.microsoft.com/office/word/2010/wordprocessingCanvas" xmlns:cx="http://schemas.microsoft.com/office/drawing/2014/chartex" xmlns:cx1="http://schemas.microsoft.com/office/drawing/2015/9/8/chartex" xmlns:cx2="http://schemas.microsoft.com/office/drawing/2015/10/21/chartex" xmlns:cx3="http://schemas.microsoft.com/office/drawing/2016/5/9/chartex" xmlns:cx4="http://schemas.microsoft.com/office/drawing/2016/5/10/chartex" xmlns:cx5="http://schemas.microsoft.com/office/drawing/2016/5/11/chartex" xmlns:cx6="http://schemas.microsoft.com/office/drawing/2016/5/12/chartex" xmlns:cx7="http://schemas.microsoft.com/office/drawing/2016/5/13/chartex" xmlns:cx8="http://schemas.microsoft.com/office/drawing/2016/5/14/chartex" xmlns:mc="http://schemas.openxmlformats.org/markup-compatibility/2006" xmlns:aink="http://schemas.microsoft.com/office/drawing/2016/ink" xmlns:am3d="http://schemas.microsoft.com/office/drawing/2017/model3d" xmlns:o="urn:schemas-microsoft-com:office:office" xmlns:oel="http://schemas.microsoft.com/office/2019/extlst" xmlns:r="http://schemas.openxmlformats.org/officeDocument/2006/relationships" xmlns:m="http://schemas.openxmlformats.org/officeDocument/2006/math" xmlns:v="urn:schemas-microsoft-com:vml" xmlns:wp14="http://schemas.microsoft.com/office/word/2010/wordprocessingDrawing" xmlns:wp="http://schemas.openxmlformats.org/drawingml/2006/wordprocessingDrawing" xmlns:w10="urn:schemas-microsoft-com:office:word" xmlns:w="http://schemas.openxmlformats.org/wordprocessingml/2006/main" xmlns:w14="http://schemas.microsoft.com/office/word/2010/wordml" xmlns:w15="http://schemas.microsoft.com/office/word/2012/wordml" xmlns:w16cex="http://schemas.microsoft.com/office/word/2018/wordml/cex" xmlns:w16cid="http://schemas.microsoft.com/office/word/2016/wordml/cid" xmlns:w16="http://schemas.microsoft.com/office/word/2018/wordml" xmlns:w16du="http://schemas.microsoft.com/office/word/2023/wordml/word16du" xmlns:w16sdtdh="http://schemas.microsoft.com/office/word/2020/wordml/sdtdatahash" xmlns:w16sdtfl="http://schemas.microsoft.com/office/word/2024/wordml/sdtformatlock" xmlns:w16se="http://schemas.microsoft.com/office/word/2015/wordml/symex" xmlns:wpg="http://schemas.microsoft.com/office/word/2010/wordprocessingGroup" xmlns:wpi="http://schemas.microsoft.com/office/word/2010/wordprocessingInk" xmlns:wne="http://schemas.microsoft.com/office/word/2006/wordml" xmlns:wps="http://schemas.microsoft.com/office/word/2010/wordprocessingShape" mc:Ignorable="w14 w15 w16se w16cid w16 w16cex w16sdtdh w16sdtfl w16du wp14">
+<w:ftr xmlns:wpc="http://schemas.microsoft.com/office/word/2010/wordprocessingCanvas" xmlns:cx="http://schemas.microsoft.com/office/drawing/2014/chartex" xmlns:cx1="http://schemas.microsoft.com/office/drawing/2015/9/8/chartex" xmlns:cx2="http://schemas.microsoft.com/office/drawing/2015/10/21/chartex" xmlns:cx3="http://schemas.microsoft.com/office/drawing/2016/5/9/chartex" xmlns:cx4="http://schemas.microsoft.com/office/drawing/2016/5/10/chartex" xmlns:cx5="http://schemas.microsoft.com/office/drawing/2016/5/11/chartex" xmlns:cx6="http://schemas.microsoft.com/office/drawing/2016/5/12/chartex" xmlns:cx7="http://schemas.microsoft.com/office/drawing/2016/5/13/chartex" xmlns:cx8="http://schemas.microsoft.com/office/drawing/2016/5/14/chartex" xmlns:mc="http://schemas.openxmlformats.org/markup-compatibility/2006" xmlns:aink="http://schemas.microsoft.com/office/drawing/2016/ink" xmlns:am3d="http://schemas.microsoft.com/office/drawing/2017/model3d" xmlns:o="urn:schemas-microsoft-com:office:office" xmlns:r="http://schemas.openxmlformats.org/officeDocument/2006/relationships" xmlns:m="http://schemas.openxmlformats.org/officeDocument/2006/math" xmlns:v="urn:schemas-microsoft-com:vml" xmlns:wp14="http://schemas.microsoft.com/office/word/2010/wordprocessingDrawing" xmlns:wp="http://schemas.openxmlformats.org/drawingml/2006/wordprocessingDrawing" xmlns:w10="urn:schemas-microsoft-com:office:word" xmlns:w="http://schemas.openxmlformats.org/wordprocessingml/2006/main" xmlns:w14="http://schemas.microsoft.com/office/word/2010/wordml" xmlns:w15="http://schemas.microsoft.com/office/word/2012/wordml" xmlns:w16cid="http://schemas.microsoft.com/office/word/2016/wordml/cid" xmlns:w16se="http://schemas.microsoft.com/office/word/2015/wordml/symex" xmlns:wpg="http://schemas.microsoft.com/office/word/2010/wordprocessingGroup" xmlns:wpi="http://schemas.microsoft.com/office/word/2010/wordprocessingInk" xmlns:wne="http://schemas.microsoft.com/office/word/2006/wordml" xmlns:wps="http://schemas.microsoft.com/office/word/2010/wordprocessingShape" mc:Ignorable="w14 w15 w16se w16cid wp14">
   <w:sdt>
     <w:sdtPr>
       <w:id w:val="571087149"/>
@@ -2565,50 +4036,13 @@
 </file>
 
 <file path=word/footer2.xml><?xml version="1.0" encoding="utf-8"?>
-<w:ftr xmlns:wpc="http://schemas.microsoft.com/office/word/2010/wordprocessingCanvas" xmlns:cx="http://schemas.microsoft.com/office/drawing/2014/chartex" xmlns:cx1="http://schemas.microsoft.com/office/drawing/2015/9/8/chartex" xmlns:cx2="http://schemas.microsoft.com/office/drawing/2015/10/21/chartex" xmlns:cx3="http://schemas.microsoft.com/office/drawing/2016/5/9/chartex" xmlns:cx4="http://schemas.microsoft.com/office/drawing/2016/5/10/chartex" xmlns:cx5="http://schemas.microsoft.com/office/drawing/2016/5/11/chartex" xmlns:cx6="http://schemas.microsoft.com/office/drawing/2016/5/12/chartex" xmlns:cx7="http://schemas.microsoft.com/office/drawing/2016/5/13/chartex" xmlns:cx8="http://schemas.microsoft.com/office/drawing/2016/5/14/chartex" xmlns:mc="http://schemas.openxmlformats.org/markup-compatibility/2006" xmlns:aink="http://schemas.microsoft.com/office/drawing/2016/ink" xmlns:am3d="http://schemas.microsoft.com/office/drawing/2017/model3d" xmlns:o="urn:schemas-microsoft-com:office:office" xmlns:oel="http://schemas.microsoft.com/office/2019/extlst" xmlns:r="http://schemas.openxmlformats.org/officeDocument/2006/relationships" xmlns:m="http://schemas.openxmlformats.org/officeDocument/2006/math" xmlns:v="urn:schemas-microsoft-com:vml" xmlns:wp14="http://schemas.microsoft.com/office/word/2010/wordprocessingDrawing" xmlns:wp="http://schemas.openxmlformats.org/drawingml/2006/wordprocessingDrawing" xmlns:w10="urn:schemas-microsoft-com:office:word" xmlns:w="http://schemas.openxmlformats.org/wordprocessingml/2006/main" xmlns:w14="http://schemas.microsoft.com/office/word/2010/wordml" xmlns:w15="http://schemas.microsoft.com/office/word/2012/wordml" xmlns:w16cex="http://schemas.microsoft.com/office/word/2018/wordml/cex" xmlns:w16cid="http://schemas.microsoft.com/office/word/2016/wordml/cid" xmlns:w16="http://schemas.microsoft.com/office/word/2018/wordml" xmlns:w16du="http://schemas.microsoft.com/office/word/2023/wordml/word16du" xmlns:w16sdtdh="http://schemas.microsoft.com/office/word/2020/wordml/sdtdatahash" xmlns:w16sdtfl="http://schemas.microsoft.com/office/word/2024/wordml/sdtformatlock" xmlns:w16se="http://schemas.microsoft.com/office/word/2015/wordml/symex" xmlns:wpg="http://schemas.microsoft.com/office/word/2010/wordprocessingGroup" xmlns:wpi="http://schemas.microsoft.com/office/word/2010/wordprocessingInk" xmlns:wne="http://schemas.microsoft.com/office/word/2006/wordml" xmlns:wps="http://schemas.microsoft.com/office/word/2010/wordprocessingShape" mc:Ignorable="w14 w15 w16se w16cid w16 w16cex w16sdtdh w16sdtfl w16du wp14">
-  <w:sdt>
-    <w:sdtPr>
-      <w:id w:val="-1603101215"/>
-      <w:docPartObj>
-        <w:docPartGallery w:val="Page Numbers (Bottom of Page)"/>
-        <w:docPartUnique/>
-      </w:docPartObj>
-    </w:sdtPr>
-    <w:sdtEndPr>
-      <w:rPr>
-        <w:noProof/>
-      </w:rPr>
-    </w:sdtEndPr>
-    <w:sdtContent>
-      <w:p>
-        <w:pPr>
-          <w:pStyle w:val="Footer"/>
-          <w:jc w:val="right"/>
-        </w:pPr>
-        <w:r>
-          <w:fldChar w:fldCharType="begin"/>
-        </w:r>
-        <w:r>
-          <w:instrText xml:space="preserve"> PAGE   \* MERGEFORMAT </w:instrText>
-        </w:r>
-        <w:r>
-          <w:fldChar w:fldCharType="separate"/>
-        </w:r>
-        <w:r>
-          <w:rPr>
-            <w:noProof/>
-          </w:rPr>
-          <w:t>2</w:t>
-        </w:r>
-        <w:r>
-          <w:rPr>
-            <w:noProof/>
-          </w:rPr>
-          <w:fldChar w:fldCharType="end"/>
-        </w:r>
-      </w:p>
-    </w:sdtContent>
-  </w:sdt>
+<w:ftr xmlns:wpc="http://schemas.microsoft.com/office/word/2010/wordprocessingCanvas" xmlns:cx="http://schemas.microsoft.com/office/drawing/2014/chartex" xmlns:cx1="http://schemas.microsoft.com/office/drawing/2015/9/8/chartex" xmlns:cx2="http://schemas.microsoft.com/office/drawing/2015/10/21/chartex" xmlns:cx3="http://schemas.microsoft.com/office/drawing/2016/5/9/chartex" xmlns:cx4="http://schemas.microsoft.com/office/drawing/2016/5/10/chartex" xmlns:cx5="http://schemas.microsoft.com/office/drawing/2016/5/11/chartex" xmlns:cx6="http://schemas.microsoft.com/office/drawing/2016/5/12/chartex" xmlns:cx7="http://schemas.microsoft.com/office/drawing/2016/5/13/chartex" xmlns:cx8="http://schemas.microsoft.com/office/drawing/2016/5/14/chartex" xmlns:mc="http://schemas.openxmlformats.org/markup-compatibility/2006" xmlns:aink="http://schemas.microsoft.com/office/drawing/2016/ink" xmlns:am3d="http://schemas.microsoft.com/office/drawing/2017/model3d" xmlns:o="urn:schemas-microsoft-com:office:office" xmlns:r="http://schemas.openxmlformats.org/officeDocument/2006/relationships" xmlns:m="http://schemas.openxmlformats.org/officeDocument/2006/math" xmlns:v="urn:schemas-microsoft-com:vml" xmlns:wp14="http://schemas.microsoft.com/office/word/2010/wordprocessingDrawing" xmlns:wp="http://schemas.openxmlformats.org/drawingml/2006/wordprocessingDrawing" xmlns:w10="urn:schemas-microsoft-com:office:word" xmlns:w="http://schemas.openxmlformats.org/wordprocessingml/2006/main" xmlns:w14="http://schemas.microsoft.com/office/word/2010/wordml" xmlns:w15="http://schemas.microsoft.com/office/word/2012/wordml" xmlns:w16cid="http://schemas.microsoft.com/office/word/2016/wordml/cid" xmlns:w16se="http://schemas.microsoft.com/office/word/2015/wordml/symex" xmlns:wpg="http://schemas.microsoft.com/office/word/2010/wordprocessingGroup" xmlns:wpi="http://schemas.microsoft.com/office/word/2010/wordprocessingInk" xmlns:wne="http://schemas.microsoft.com/office/word/2006/wordml" xmlns:wps="http://schemas.microsoft.com/office/word/2010/wordprocessingShape" mc:Ignorable="w14 w15 w16se w16cid wp14">
+  <w:p>
+    <w:pPr>
+      <w:pStyle w:val="Footer"/>
+      <w:jc w:val="right"/>
+    </w:pPr>
+  </w:p>
   <w:p>
     <w:pPr>
       <w:pStyle w:val="Footer"/>
@@ -2618,7 +4052,7 @@
 </file>
 
 <file path=word/footnotes.xml><?xml version="1.0" encoding="utf-8"?>
-<w:footnotes xmlns:wpc="http://schemas.microsoft.com/office/word/2010/wordprocessingCanvas" xmlns:cx="http://schemas.microsoft.com/office/drawing/2014/chartex" xmlns:cx1="http://schemas.microsoft.com/office/drawing/2015/9/8/chartex" xmlns:cx2="http://schemas.microsoft.com/office/drawing/2015/10/21/chartex" xmlns:cx3="http://schemas.microsoft.com/office/drawing/2016/5/9/chartex" xmlns:cx4="http://schemas.microsoft.com/office/drawing/2016/5/10/chartex" xmlns:cx5="http://schemas.microsoft.com/office/drawing/2016/5/11/chartex" xmlns:cx6="http://schemas.microsoft.com/office/drawing/2016/5/12/chartex" xmlns:cx7="http://schemas.microsoft.com/office/drawing/2016/5/13/chartex" xmlns:cx8="http://schemas.microsoft.com/office/drawing/2016/5/14/chartex" xmlns:mc="http://schemas.openxmlformats.org/markup-compatibility/2006" xmlns:aink="http://schemas.microsoft.com/office/drawing/2016/ink" xmlns:am3d="http://schemas.microsoft.com/office/drawing/2017/model3d" xmlns:o="urn:schemas-microsoft-com:office:office" xmlns:oel="http://schemas.microsoft.com/office/2019/extlst" xmlns:r="http://schemas.openxmlformats.org/officeDocument/2006/relationships" xmlns:m="http://schemas.openxmlformats.org/officeDocument/2006/math" xmlns:v="urn:schemas-microsoft-com:vml" xmlns:wp14="http://schemas.microsoft.com/office/word/2010/wordprocessingDrawing" xmlns:wp="http://schemas.openxmlformats.org/drawingml/2006/wordprocessingDrawing" xmlns:w10="urn:schemas-microsoft-com:office:word" xmlns:w="http://schemas.openxmlformats.org/wordprocessingml/2006/main" xmlns:w14="http://schemas.microsoft.com/office/word/2010/wordml" xmlns:w15="http://schemas.microsoft.com/office/word/2012/wordml" xmlns:w16cex="http://schemas.microsoft.com/office/word/2018/wordml/cex" xmlns:w16cid="http://schemas.microsoft.com/office/word/2016/wordml/cid" xmlns:w16="http://schemas.microsoft.com/office/word/2018/wordml" xmlns:w16du="http://schemas.microsoft.com/office/word/2023/wordml/word16du" xmlns:w16sdtdh="http://schemas.microsoft.com/office/word/2020/wordml/sdtdatahash" xmlns:w16sdtfl="http://schemas.microsoft.com/office/word/2024/wordml/sdtformatlock" xmlns:w16se="http://schemas.microsoft.com/office/word/2015/wordml/symex" xmlns:wpg="http://schemas.microsoft.com/office/word/2010/wordprocessingGroup" xmlns:wpi="http://schemas.microsoft.com/office/word/2010/wordprocessingInk" xmlns:wne="http://schemas.microsoft.com/office/word/2006/wordml" xmlns:wps="http://schemas.microsoft.com/office/word/2010/wordprocessingShape" mc:Ignorable="w14 w15 w16se w16cid w16 w16cex w16sdtdh w16sdtfl w16du wp14">
+<w:footnotes xmlns:wpc="http://schemas.microsoft.com/office/word/2010/wordprocessingCanvas" xmlns:cx="http://schemas.microsoft.com/office/drawing/2014/chartex" xmlns:cx1="http://schemas.microsoft.com/office/drawing/2015/9/8/chartex" xmlns:cx2="http://schemas.microsoft.com/office/drawing/2015/10/21/chartex" xmlns:cx3="http://schemas.microsoft.com/office/drawing/2016/5/9/chartex" xmlns:cx4="http://schemas.microsoft.com/office/drawing/2016/5/10/chartex" xmlns:cx5="http://schemas.microsoft.com/office/drawing/2016/5/11/chartex" xmlns:cx6="http://schemas.microsoft.com/office/drawing/2016/5/12/chartex" xmlns:cx7="http://schemas.microsoft.com/office/drawing/2016/5/13/chartex" xmlns:cx8="http://schemas.microsoft.com/office/drawing/2016/5/14/chartex" xmlns:mc="http://schemas.openxmlformats.org/markup-compatibility/2006" xmlns:aink="http://schemas.microsoft.com/office/drawing/2016/ink" xmlns:am3d="http://schemas.microsoft.com/office/drawing/2017/model3d" xmlns:o="urn:schemas-microsoft-com:office:office" xmlns:r="http://schemas.openxmlformats.org/officeDocument/2006/relationships" xmlns:m="http://schemas.openxmlformats.org/officeDocument/2006/math" xmlns:v="urn:schemas-microsoft-com:vml" xmlns:wp14="http://schemas.microsoft.com/office/word/2010/wordprocessingDrawing" xmlns:wp="http://schemas.openxmlformats.org/drawingml/2006/wordprocessingDrawing" xmlns:w10="urn:schemas-microsoft-com:office:word" xmlns:w="http://schemas.openxmlformats.org/wordprocessingml/2006/main" xmlns:w14="http://schemas.microsoft.com/office/word/2010/wordml" xmlns:w15="http://schemas.microsoft.com/office/word/2012/wordml" xmlns:w16cid="http://schemas.microsoft.com/office/word/2016/wordml/cid" xmlns:w16se="http://schemas.microsoft.com/office/word/2015/wordml/symex" xmlns:wpg="http://schemas.microsoft.com/office/word/2010/wordprocessingGroup" xmlns:wpi="http://schemas.microsoft.com/office/word/2010/wordprocessingInk" xmlns:wne="http://schemas.microsoft.com/office/word/2006/wordml" xmlns:wps="http://schemas.microsoft.com/office/word/2010/wordprocessingShape" mc:Ignorable="w14 w15 w16se w16cid wp14">
   <w:footnote w:type="separator" w:id="-1">
     <w:p>
       <w:pPr>
@@ -2643,8 +4077,121 @@
 </file>
 
 <file path=word/numbering.xml><?xml version="1.0" encoding="utf-8"?>
-<w:numbering xmlns:wpc="http://schemas.microsoft.com/office/word/2010/wordprocessingCanvas" xmlns:cx="http://schemas.microsoft.com/office/drawing/2014/chartex" xmlns:cx1="http://schemas.microsoft.com/office/drawing/2015/9/8/chartex" xmlns:cx2="http://schemas.microsoft.com/office/drawing/2015/10/21/chartex" xmlns:cx3="http://schemas.microsoft.com/office/drawing/2016/5/9/chartex" xmlns:cx4="http://schemas.microsoft.com/office/drawing/2016/5/10/chartex" xmlns:cx5="http://schemas.microsoft.com/office/drawing/2016/5/11/chartex" xmlns:cx6="http://schemas.microsoft.com/office/drawing/2016/5/12/chartex" xmlns:cx7="http://schemas.microsoft.com/office/drawing/2016/5/13/chartex" xmlns:cx8="http://schemas.microsoft.com/office/drawing/2016/5/14/chartex" xmlns:mc="http://schemas.openxmlformats.org/markup-compatibility/2006" xmlns:aink="http://schemas.microsoft.com/office/drawing/2016/ink" xmlns:am3d="http://schemas.microsoft.com/office/drawing/2017/model3d" xmlns:o="urn:schemas-microsoft-com:office:office" xmlns:oel="http://schemas.microsoft.com/office/2019/extlst" xmlns:r="http://schemas.openxmlformats.org/officeDocument/2006/relationships" xmlns:m="http://schemas.openxmlformats.org/officeDocument/2006/math" xmlns:v="urn:schemas-microsoft-com:vml" xmlns:wp14="http://schemas.microsoft.com/office/word/2010/wordprocessingDrawing" xmlns:wp="http://schemas.openxmlformats.org/drawingml/2006/wordprocessingDrawing" xmlns:w10="urn:schemas-microsoft-com:office:word" xmlns:w="http://schemas.openxmlformats.org/wordprocessingml/2006/main" xmlns:w14="http://schemas.microsoft.com/office/word/2010/wordml" xmlns:w15="http://schemas.microsoft.com/office/word/2012/wordml" xmlns:w16cex="http://schemas.microsoft.com/office/word/2018/wordml/cex" xmlns:w16cid="http://schemas.microsoft.com/office/word/2016/wordml/cid" xmlns:w16="http://schemas.microsoft.com/office/word/2018/wordml" xmlns:w16du="http://schemas.microsoft.com/office/word/2023/wordml/word16du" xmlns:w16sdtdh="http://schemas.microsoft.com/office/word/2020/wordml/sdtdatahash" xmlns:w16sdtfl="http://schemas.microsoft.com/office/word/2024/wordml/sdtformatlock" xmlns:w16se="http://schemas.microsoft.com/office/word/2015/wordml/symex" xmlns:wpg="http://schemas.microsoft.com/office/word/2010/wordprocessingGroup" xmlns:wpi="http://schemas.microsoft.com/office/word/2010/wordprocessingInk" xmlns:wne="http://schemas.microsoft.com/office/word/2006/wordml" xmlns:wps="http://schemas.microsoft.com/office/word/2010/wordprocessingShape" mc:Ignorable="w14 w15 w16se w16cid w16 w16cex w16sdtdh w16sdtfl w16du wp14">
+<w:numbering xmlns:wpc="http://schemas.microsoft.com/office/word/2010/wordprocessingCanvas" xmlns:cx="http://schemas.microsoft.com/office/drawing/2014/chartex" xmlns:cx1="http://schemas.microsoft.com/office/drawing/2015/9/8/chartex" xmlns:cx2="http://schemas.microsoft.com/office/drawing/2015/10/21/chartex" xmlns:cx3="http://schemas.microsoft.com/office/drawing/2016/5/9/chartex" xmlns:cx4="http://schemas.microsoft.com/office/drawing/2016/5/10/chartex" xmlns:cx5="http://schemas.microsoft.com/office/drawing/2016/5/11/chartex" xmlns:cx6="http://schemas.microsoft.com/office/drawing/2016/5/12/chartex" xmlns:cx7="http://schemas.microsoft.com/office/drawing/2016/5/13/chartex" xmlns:cx8="http://schemas.microsoft.com/office/drawing/2016/5/14/chartex" xmlns:mc="http://schemas.openxmlformats.org/markup-compatibility/2006" xmlns:aink="http://schemas.microsoft.com/office/drawing/2016/ink" xmlns:am3d="http://schemas.microsoft.com/office/drawing/2017/model3d" xmlns:o="urn:schemas-microsoft-com:office:office" xmlns:r="http://schemas.openxmlformats.org/officeDocument/2006/relationships" xmlns:m="http://schemas.openxmlformats.org/officeDocument/2006/math" xmlns:v="urn:schemas-microsoft-com:vml" xmlns:wp14="http://schemas.microsoft.com/office/word/2010/wordprocessingDrawing" xmlns:wp="http://schemas.openxmlformats.org/drawingml/2006/wordprocessingDrawing" xmlns:w10="urn:schemas-microsoft-com:office:word" xmlns:w="http://schemas.openxmlformats.org/wordprocessingml/2006/main" xmlns:w14="http://schemas.microsoft.com/office/word/2010/wordml" xmlns:w15="http://schemas.microsoft.com/office/word/2012/wordml" xmlns:w16cid="http://schemas.microsoft.com/office/word/2016/wordml/cid" xmlns:w16se="http://schemas.microsoft.com/office/word/2015/wordml/symex" xmlns:wpg="http://schemas.microsoft.com/office/word/2010/wordprocessingGroup" xmlns:wpi="http://schemas.microsoft.com/office/word/2010/wordprocessingInk" xmlns:wne="http://schemas.microsoft.com/office/word/2006/wordml" xmlns:wps="http://schemas.microsoft.com/office/word/2010/wordprocessingShape" mc:Ignorable="w14 w15 w16se w16cid wp14">
   <w:abstractNum w:abstractNumId="0" w15:restartNumberingAfterBreak="0">
+    <w:nsid w:val="0D315345"/>
+    <w:multiLevelType w:val="hybridMultilevel"/>
+    <w:tmpl w:val="715E9688"/>
+    <w:lvl w:ilvl="0" w:tplc="04090001">
+      <w:start w:val="1"/>
+      <w:numFmt w:val="bullet"/>
+      <w:lvlText w:val=""/>
+      <w:lvlJc w:val="left"/>
+      <w:pPr>
+        <w:ind w:left="720" w:hanging="360"/>
+      </w:pPr>
+      <w:rPr>
+        <w:rFonts w:ascii="Symbol" w:hAnsi="Symbol" w:hint="default"/>
+      </w:rPr>
+    </w:lvl>
+    <w:lvl w:ilvl="1" w:tplc="04090003" w:tentative="1">
+      <w:start w:val="1"/>
+      <w:numFmt w:val="bullet"/>
+      <w:lvlText w:val="o"/>
+      <w:lvlJc w:val="left"/>
+      <w:pPr>
+        <w:ind w:left="1440" w:hanging="360"/>
+      </w:pPr>
+      <w:rPr>
+        <w:rFonts w:ascii="Courier New" w:hAnsi="Courier New" w:cs="Courier New" w:hint="default"/>
+      </w:rPr>
+    </w:lvl>
+    <w:lvl w:ilvl="2" w:tplc="04090005" w:tentative="1">
+      <w:start w:val="1"/>
+      <w:numFmt w:val="bullet"/>
+      <w:lvlText w:val=""/>
+      <w:lvlJc w:val="left"/>
+      <w:pPr>
+        <w:ind w:left="2160" w:hanging="360"/>
+      </w:pPr>
+      <w:rPr>
+        <w:rFonts w:ascii="Wingdings" w:hAnsi="Wingdings" w:hint="default"/>
+      </w:rPr>
+    </w:lvl>
+    <w:lvl w:ilvl="3" w:tplc="04090001" w:tentative="1">
+      <w:start w:val="1"/>
+      <w:numFmt w:val="bullet"/>
+      <w:lvlText w:val=""/>
+      <w:lvlJc w:val="left"/>
+      <w:pPr>
+        <w:ind w:left="2880" w:hanging="360"/>
+      </w:pPr>
+      <w:rPr>
+        <w:rFonts w:ascii="Symbol" w:hAnsi="Symbol" w:hint="default"/>
+      </w:rPr>
+    </w:lvl>
+    <w:lvl w:ilvl="4" w:tplc="04090003" w:tentative="1">
+      <w:start w:val="1"/>
+      <w:numFmt w:val="bullet"/>
+      <w:lvlText w:val="o"/>
+      <w:lvlJc w:val="left"/>
+      <w:pPr>
+        <w:ind w:left="3600" w:hanging="360"/>
+      </w:pPr>
+      <w:rPr>
+        <w:rFonts w:ascii="Courier New" w:hAnsi="Courier New" w:cs="Courier New" w:hint="default"/>
+      </w:rPr>
+    </w:lvl>
+    <w:lvl w:ilvl="5" w:tplc="04090005" w:tentative="1">
+      <w:start w:val="1"/>
+      <w:numFmt w:val="bullet"/>
+      <w:lvlText w:val=""/>
+      <w:lvlJc w:val="left"/>
+      <w:pPr>
+        <w:ind w:left="4320" w:hanging="360"/>
+      </w:pPr>
+      <w:rPr>
+        <w:rFonts w:ascii="Wingdings" w:hAnsi="Wingdings" w:hint="default"/>
+      </w:rPr>
+    </w:lvl>
+    <w:lvl w:ilvl="6" w:tplc="04090001" w:tentative="1">
+      <w:start w:val="1"/>
+      <w:numFmt w:val="bullet"/>
+      <w:lvlText w:val=""/>
+      <w:lvlJc w:val="left"/>
+      <w:pPr>
+        <w:ind w:left="5040" w:hanging="360"/>
+      </w:pPr>
+      <w:rPr>
+        <w:rFonts w:ascii="Symbol" w:hAnsi="Symbol" w:hint="default"/>
+      </w:rPr>
+    </w:lvl>
+    <w:lvl w:ilvl="7" w:tplc="04090003" w:tentative="1">
+      <w:start w:val="1"/>
+      <w:numFmt w:val="bullet"/>
+      <w:lvlText w:val="o"/>
+      <w:lvlJc w:val="left"/>
+      <w:pPr>
+        <w:ind w:left="5760" w:hanging="360"/>
+      </w:pPr>
+      <w:rPr>
+        <w:rFonts w:ascii="Courier New" w:hAnsi="Courier New" w:cs="Courier New" w:hint="default"/>
+      </w:rPr>
+    </w:lvl>
+    <w:lvl w:ilvl="8" w:tplc="04090005" w:tentative="1">
+      <w:start w:val="1"/>
+      <w:numFmt w:val="bullet"/>
+      <w:lvlText w:val=""/>
+      <w:lvlJc w:val="left"/>
+      <w:pPr>
+        <w:ind w:left="6480" w:hanging="360"/>
+      </w:pPr>
+      <w:rPr>
+        <w:rFonts w:ascii="Wingdings" w:hAnsi="Wingdings" w:hint="default"/>
+      </w:rPr>
+    </w:lvl>
+  </w:abstractNum>
+  <w:abstractNum w:abstractNumId="1" w15:restartNumberingAfterBreak="0">
     <w:nsid w:val="2764688F"/>
     <w:multiLevelType w:val="multilevel"/>
     <w:tmpl w:val="007E3D00"/>
@@ -2789,7 +4336,7 @@
       </w:rPr>
     </w:lvl>
   </w:abstractNum>
-  <w:abstractNum w:abstractNumId="1" w15:restartNumberingAfterBreak="0">
+  <w:abstractNum w:abstractNumId="2" w15:restartNumberingAfterBreak="0">
     <w:nsid w:val="7DE87445"/>
     <w:multiLevelType w:val="multilevel"/>
     <w:tmpl w:val="A59AAF1A"/>
@@ -2938,17 +4485,20 @@
       </w:rPr>
     </w:lvl>
   </w:abstractNum>
-  <w:num w:numId="1" w16cid:durableId="66542054">
+  <w:num w:numId="1">
+    <w:abstractNumId w:val="2"/>
+  </w:num>
+  <w:num w:numId="2">
     <w:abstractNumId w:val="1"/>
   </w:num>
-  <w:num w:numId="2" w16cid:durableId="1353991106">
+  <w:num w:numId="3">
     <w:abstractNumId w:val="0"/>
   </w:num>
 </w:numbering>
 </file>
 
 <file path=word/styles.xml><?xml version="1.0" encoding="utf-8"?>
-<w:styles xmlns:mc="http://schemas.openxmlformats.org/markup-compatibility/2006" xmlns:r="http://schemas.openxmlformats.org/officeDocument/2006/relationships" xmlns:w="http://schemas.openxmlformats.org/wordprocessingml/2006/main" xmlns:w14="http://schemas.microsoft.com/office/word/2010/wordml" xmlns:w15="http://schemas.microsoft.com/office/word/2012/wordml" xmlns:w16cex="http://schemas.microsoft.com/office/word/2018/wordml/cex" xmlns:w16cid="http://schemas.microsoft.com/office/word/2016/wordml/cid" xmlns:w16="http://schemas.microsoft.com/office/word/2018/wordml" xmlns:w16du="http://schemas.microsoft.com/office/word/2023/wordml/word16du" xmlns:w16sdtdh="http://schemas.microsoft.com/office/word/2020/wordml/sdtdatahash" xmlns:w16sdtfl="http://schemas.microsoft.com/office/word/2024/wordml/sdtformatlock" xmlns:w16se="http://schemas.microsoft.com/office/word/2015/wordml/symex" mc:Ignorable="w14 w15 w16se w16cid w16 w16cex w16sdtdh w16sdtfl w16du">
+<w:styles xmlns:mc="http://schemas.openxmlformats.org/markup-compatibility/2006" xmlns:r="http://schemas.openxmlformats.org/officeDocument/2006/relationships" xmlns:w="http://schemas.openxmlformats.org/wordprocessingml/2006/main" xmlns:w14="http://schemas.microsoft.com/office/word/2010/wordml" xmlns:w15="http://schemas.microsoft.com/office/word/2012/wordml" xmlns:w16cid="http://schemas.microsoft.com/office/word/2016/wordml/cid" xmlns:w16se="http://schemas.microsoft.com/office/word/2015/wordml/symex" mc:Ignorable="w14 w15 w16se w16cid">
   <w:docDefaults>
     <w:rPrDefault>
       <w:rPr>
@@ -2966,7 +4516,7 @@
       </w:pPr>
     </w:pPrDefault>
   </w:docDefaults>
-  <w:latentStyles w:defLockedState="0" w:defUIPriority="99" w:defSemiHidden="0" w:defUnhideWhenUsed="0" w:defQFormat="0" w:count="376">
+  <w:latentStyles w:defLockedState="0" w:defUIPriority="99" w:defSemiHidden="0" w:defUnhideWhenUsed="0" w:defQFormat="0" w:count="375">
     <w:lsdException w:name="Normal" w:uiPriority="0" w:qFormat="1"/>
     <w:lsdException w:name="heading 1" w:uiPriority="9" w:qFormat="1"/>
     <w:lsdException w:name="heading 2" w:semiHidden="1" w:uiPriority="9" w:unhideWhenUsed="1" w:qFormat="1"/>
@@ -3342,12 +4892,11 @@
     <w:lsdException w:name="Smart Hyperlink" w:semiHidden="1" w:unhideWhenUsed="1"/>
     <w:lsdException w:name="Hashtag" w:semiHidden="1" w:unhideWhenUsed="1"/>
     <w:lsdException w:name="Unresolved Mention" w:semiHidden="1" w:unhideWhenUsed="1"/>
-    <w:lsdException w:name="Smart Link" w:semiHidden="1" w:unhideWhenUsed="1"/>
   </w:latentStyles>
   <w:style w:type="paragraph" w:default="1" w:styleId="Normal">
     <w:name w:val="Normal"/>
     <w:qFormat/>
-    <w:rsid w:val="00075C7D"/>
+    <w:rsid w:val="00637E5F"/>
   </w:style>
   <w:style w:type="paragraph" w:styleId="Heading1">
     <w:name w:val="heading 1"/>
@@ -4044,6 +5593,36 @@
       </w:tblBorders>
     </w:tblPr>
   </w:style>
+  <w:style w:type="paragraph" w:styleId="BalloonText">
+    <w:name w:val="Balloon Text"/>
+    <w:basedOn w:val="Normal"/>
+    <w:link w:val="BalloonTextChar"/>
+    <w:uiPriority w:val="99"/>
+    <w:semiHidden/>
+    <w:unhideWhenUsed/>
+    <w:rsid w:val="00151CE9"/>
+    <w:pPr>
+      <w:spacing w:after="0" w:line="240" w:lineRule="auto"/>
+    </w:pPr>
+    <w:rPr>
+      <w:rFonts w:ascii="Segoe UI" w:hAnsi="Segoe UI" w:cs="Segoe UI"/>
+      <w:sz w:val="18"/>
+      <w:szCs w:val="18"/>
+    </w:rPr>
+  </w:style>
+  <w:style w:type="character" w:customStyle="1" w:styleId="BalloonTextChar">
+    <w:name w:val="Balloon Text Char"/>
+    <w:basedOn w:val="DefaultParagraphFont"/>
+    <w:link w:val="BalloonText"/>
+    <w:uiPriority w:val="99"/>
+    <w:semiHidden/>
+    <w:rsid w:val="00151CE9"/>
+    <w:rPr>
+      <w:rFonts w:ascii="Segoe UI" w:hAnsi="Segoe UI" w:cs="Segoe UI"/>
+      <w:sz w:val="18"/>
+      <w:szCs w:val="18"/>
+    </w:rPr>
+  </w:style>
 </w:styles>
 </file>
 
@@ -4366,7 +5945,7 @@
 </file>
 
 <file path=customXml/itemProps2.xml><?xml version="1.0" encoding="utf-8"?>
-<ds:datastoreItem xmlns:ds="http://schemas.openxmlformats.org/officeDocument/2006/customXml" ds:itemID="{A6B680A9-8C18-4CAE-B02A-84D8BBC4F965}">
+<ds:datastoreItem xmlns:ds="http://schemas.openxmlformats.org/officeDocument/2006/customXml" ds:itemID="{93682BB7-2B79-4F5A-8E9C-15B3652288F0}">
   <ds:schemaRefs>
     <ds:schemaRef ds:uri="http://schemas.openxmlformats.org/officeDocument/2006/bibliography"/>
   </ds:schemaRefs>
